--- a/07_Methoden/07_Mitarbeitsfrage.docx
+++ b/07_Methoden/07_Mitarbeitsfrage.docx
@@ -162,21 +162,8 @@
             <w:pPr>
               <w:cnfStyle w:val="000000100000" w:firstRow="0" w:lastRow="0" w:firstColumn="0" w:lastColumn="0" w:oddVBand="0" w:evenVBand="0" w:oddHBand="1" w:evenHBand="0" w:firstRowFirstColumn="0" w:firstRowLastColumn="0" w:lastRowFirstColumn="0" w:lastRowLastColumn="0"/>
             </w:pPr>
-            <w:proofErr w:type="spellStart"/>
-            <w:r>
-              <w:t>void</w:t>
-            </w:r>
-            <w:proofErr w:type="spellEnd"/>
-            <w:r>
-              <w:t xml:space="preserve"> </w:t>
-            </w:r>
-            <w:proofErr w:type="gramStart"/>
-            <w:r>
-              <w:t>Eingabe(</w:t>
-            </w:r>
-            <w:proofErr w:type="gramEnd"/>
-            <w:r>
-              <w:t>)</w:t>
+            <w:r>
+              <w:t>void Eingabe()</w:t>
             </w:r>
             <w:r>
               <w:br/>
@@ -207,23 +194,7 @@
                 <w:b w:val="0"/>
                 <w:bCs w:val="0"/>
               </w:rPr>
-              <w:t xml:space="preserve">Definiere eine Methode mit einem Rückgabewert </w:t>
-            </w:r>
-            <w:proofErr w:type="spellStart"/>
-            <w:r>
-              <w:rPr>
-                <w:b w:val="0"/>
-                <w:bCs w:val="0"/>
-              </w:rPr>
-              <w:t>int</w:t>
-            </w:r>
-            <w:proofErr w:type="spellEnd"/>
-            <w:r>
-              <w:rPr>
-                <w:b w:val="0"/>
-                <w:bCs w:val="0"/>
-              </w:rPr>
-              <w:t>!</w:t>
+              <w:t>Definiere eine Methode mit einem Rückgabewert int!</w:t>
             </w:r>
           </w:p>
         </w:tc>
@@ -235,21 +206,8 @@
             <w:pPr>
               <w:cnfStyle w:val="000000000000" w:firstRow="0" w:lastRow="0" w:firstColumn="0" w:lastColumn="0" w:oddVBand="0" w:evenVBand="0" w:oddHBand="0" w:evenHBand="0" w:firstRowFirstColumn="0" w:firstRowLastColumn="0" w:lastRowFirstColumn="0" w:lastRowLastColumn="0"/>
             </w:pPr>
-            <w:proofErr w:type="spellStart"/>
-            <w:r>
-              <w:t>Int</w:t>
-            </w:r>
-            <w:proofErr w:type="spellEnd"/>
-            <w:r>
-              <w:t xml:space="preserve"> </w:t>
-            </w:r>
-            <w:proofErr w:type="gramStart"/>
-            <w:r>
-              <w:t>Methode(</w:t>
-            </w:r>
-            <w:proofErr w:type="gramEnd"/>
-            <w:r>
-              <w:t>)</w:t>
+            <w:r>
+              <w:t>Int Methode()</w:t>
             </w:r>
             <w:r>
               <w:br/>
@@ -296,13 +254,8 @@
               <w:cnfStyle w:val="000000100000" w:firstRow="0" w:lastRow="0" w:firstColumn="0" w:lastColumn="0" w:oddVBand="0" w:evenVBand="0" w:oddHBand="1" w:evenHBand="0" w:firstRowFirstColumn="0" w:firstRowLastColumn="0" w:lastRowFirstColumn="0" w:lastRowLastColumn="0"/>
             </w:pPr>
             <w:r>
-              <w:t xml:space="preserve">Mit </w:t>
-            </w:r>
-            <w:proofErr w:type="spellStart"/>
-            <w:r>
-              <w:t>return</w:t>
-            </w:r>
-            <w:proofErr w:type="spellEnd"/>
+              <w:t>Mit return</w:t>
+            </w:r>
           </w:p>
         </w:tc>
       </w:tr>
@@ -375,62 +328,12 @@
               </w:rPr>
               <w:br/>
             </w:r>
-            <w:proofErr w:type="spellStart"/>
-            <w:r>
-              <w:rPr>
-                <w:b w:val="0"/>
-                <w:bCs w:val="0"/>
-              </w:rPr>
-              <w:t>Int</w:t>
-            </w:r>
-            <w:proofErr w:type="spellEnd"/>
-            <w:r>
-              <w:rPr>
-                <w:b w:val="0"/>
-                <w:bCs w:val="0"/>
-              </w:rPr>
-              <w:t xml:space="preserve"> </w:t>
-            </w:r>
-            <w:proofErr w:type="gramStart"/>
-            <w:r>
-              <w:rPr>
-                <w:b w:val="0"/>
-                <w:bCs w:val="0"/>
-              </w:rPr>
-              <w:t>Max(</w:t>
-            </w:r>
-            <w:proofErr w:type="spellStart"/>
-            <w:proofErr w:type="gramEnd"/>
-            <w:r>
-              <w:rPr>
-                <w:b w:val="0"/>
-                <w:bCs w:val="0"/>
-              </w:rPr>
-              <w:t>int</w:t>
-            </w:r>
-            <w:proofErr w:type="spellEnd"/>
-            <w:r>
-              <w:rPr>
-                <w:b w:val="0"/>
-                <w:bCs w:val="0"/>
-              </w:rPr>
-              <w:t xml:space="preserve"> a, </w:t>
-            </w:r>
-            <w:proofErr w:type="spellStart"/>
-            <w:r>
-              <w:rPr>
-                <w:b w:val="0"/>
-                <w:bCs w:val="0"/>
-              </w:rPr>
-              <w:t>int</w:t>
-            </w:r>
-            <w:proofErr w:type="spellEnd"/>
-            <w:r>
-              <w:rPr>
-                <w:b w:val="0"/>
-                <w:bCs w:val="0"/>
-              </w:rPr>
-              <w:t xml:space="preserve"> b)</w:t>
+            <w:r>
+              <w:rPr>
+                <w:b w:val="0"/>
+                <w:bCs w:val="0"/>
+              </w:rPr>
+              <w:t>Int Max(int a, int b)</w:t>
             </w:r>
             <w:r>
               <w:rPr>
@@ -446,23 +349,7 @@
                 <w:bCs w:val="0"/>
               </w:rPr>
               <w:br/>
-              <w:t xml:space="preserve">   </w:t>
-            </w:r>
-            <w:proofErr w:type="spellStart"/>
-            <w:r>
-              <w:rPr>
-                <w:b w:val="0"/>
-                <w:bCs w:val="0"/>
-              </w:rPr>
-              <w:t>return</w:t>
-            </w:r>
-            <w:proofErr w:type="spellEnd"/>
-            <w:r>
-              <w:rPr>
-                <w:b w:val="0"/>
-                <w:bCs w:val="0"/>
-              </w:rPr>
-              <w:t xml:space="preserve"> a &gt; b ? a : b;</w:t>
+              <w:t xml:space="preserve">   return a &gt; b ? a : b;</w:t>
             </w:r>
             <w:r>
               <w:rPr>
@@ -491,29 +378,22 @@
               <w:cnfStyle w:val="000000100000" w:firstRow="0" w:lastRow="0" w:firstColumn="0" w:lastColumn="0" w:oddVBand="0" w:evenVBand="0" w:oddHBand="1" w:evenHBand="0" w:firstRowFirstColumn="0" w:firstRowLastColumn="0" w:lastRowFirstColumn="0" w:lastRowLastColumn="0"/>
             </w:pPr>
             <w:r>
-              <w:t>Va</w:t>
+              <w:t>v</w:t>
+            </w:r>
+            <w:r>
+              <w:t>a</w:t>
             </w:r>
             <w:r>
               <w:t>r</w:t>
             </w:r>
             <w:r>
-              <w:t xml:space="preserve"> </w:t>
-            </w:r>
-            <w:proofErr w:type="spellStart"/>
-            <w:r>
-              <w:t>myMax</w:t>
-            </w:r>
-            <w:proofErr w:type="spellEnd"/>
-            <w:r>
-              <w:t xml:space="preserve"> = </w:t>
-            </w:r>
-            <w:proofErr w:type="gramStart"/>
-            <w:r>
-              <w:t>Mac(</w:t>
-            </w:r>
-            <w:proofErr w:type="gramEnd"/>
-            <w:r>
-              <w:t>10,20);</w:t>
+              <w:t xml:space="preserve"> myMax = Ma</w:t>
+            </w:r>
+            <w:r>
+              <w:t>x</w:t>
+            </w:r>
+            <w:r>
+              <w:t>(10,20);</w:t>
             </w:r>
           </w:p>
         </w:tc>
@@ -524,7 +404,21 @@
             <w:cnfStyle w:val="001000000000" w:firstRow="0" w:lastRow="0" w:firstColumn="1" w:lastColumn="0" w:oddVBand="0" w:evenVBand="0" w:oddHBand="0" w:evenHBand="0" w:firstRowFirstColumn="0" w:firstRowLastColumn="0" w:lastRowFirstColumn="0" w:lastRowLastColumn="0"/>
             <w:tcW w:w="4957" w:type="dxa"/>
           </w:tcPr>
-          <w:p/>
+          <w:p>
+            <w:pPr>
+              <w:rPr>
+                <w:b w:val="0"/>
+                <w:bCs w:val="0"/>
+              </w:rPr>
+            </w:pPr>
+            <w:r>
+              <w:rPr>
+                <w:b w:val="0"/>
+                <w:bCs w:val="0"/>
+              </w:rPr>
+              <w:t>Was sind Parameter einer Methode und wie werden sie übergeben.</w:t>
+            </w:r>
+          </w:p>
         </w:tc>
         <w:tc>
           <w:tcPr>
@@ -553,6 +447,13 @@
                 <w:bCs w:val="0"/>
               </w:rPr>
             </w:pPr>
+            <w:r>
+              <w:rPr>
+                <w:b w:val="0"/>
+                <w:bCs w:val="0"/>
+              </w:rPr>
+              <w:t>Wie könnte eine Methode aussehen, die auf ein Schaltjahr prüft.</w:t>
+            </w:r>
           </w:p>
         </w:tc>
         <w:tc>
@@ -561,8 +462,72 @@
           </w:tcPr>
           <w:p>
             <w:pPr>
+              <w:spacing w:after="0" w:line="240" w:lineRule="auto"/>
               <w:cnfStyle w:val="000000100000" w:firstRow="0" w:lastRow="0" w:firstColumn="0" w:lastColumn="0" w:oddVBand="0" w:evenVBand="0" w:oddHBand="1" w:evenHBand="0" w:firstRowFirstColumn="0" w:firstRowLastColumn="0" w:lastRowFirstColumn="0" w:lastRowLastColumn="0"/>
-            </w:pPr>
+              <w:rPr>
+                <w:lang w:val="en-US"/>
+              </w:rPr>
+            </w:pPr>
+            <w:r>
+              <w:rPr>
+                <w:lang w:val="en-US"/>
+              </w:rPr>
+              <w:t>bool IsLeapYear(int year)</w:t>
+            </w:r>
+          </w:p>
+          <w:p>
+            <w:pPr>
+              <w:spacing w:after="0" w:line="240" w:lineRule="auto"/>
+              <w:cnfStyle w:val="000000100000" w:firstRow="0" w:lastRow="0" w:firstColumn="0" w:lastColumn="0" w:oddVBand="0" w:evenVBand="0" w:oddHBand="1" w:evenHBand="0" w:firstRowFirstColumn="0" w:firstRowLastColumn="0" w:lastRowFirstColumn="0" w:lastRowLastColumn="0"/>
+              <w:rPr>
+                <w:lang w:val="en-US"/>
+              </w:rPr>
+            </w:pPr>
+            <w:r>
+              <w:rPr>
+                <w:lang w:val="en-US"/>
+              </w:rPr>
+              <w:t>{</w:t>
+            </w:r>
+          </w:p>
+          <w:p>
+            <w:pPr>
+              <w:spacing w:after="0" w:line="240" w:lineRule="auto"/>
+              <w:cnfStyle w:val="000000100000" w:firstRow="0" w:lastRow="0" w:firstColumn="0" w:lastColumn="0" w:oddVBand="0" w:evenVBand="0" w:oddHBand="1" w:evenHBand="0" w:firstRowFirstColumn="0" w:firstRowLastColumn="0" w:lastRowFirstColumn="0" w:lastRowLastColumn="0"/>
+              <w:rPr>
+                <w:lang w:val="en-US"/>
+              </w:rPr>
+            </w:pPr>
+            <w:r>
+              <w:rPr>
+                <w:lang w:val="en-US"/>
+              </w:rPr>
+              <w:t xml:space="preserve">    return (year % 4 == 0) &amp;&amp;</w:t>
+            </w:r>
+          </w:p>
+          <w:p>
+            <w:pPr>
+              <w:spacing w:after="0" w:line="240" w:lineRule="auto"/>
+              <w:cnfStyle w:val="000000100000" w:firstRow="0" w:lastRow="0" w:firstColumn="0" w:lastColumn="0" w:oddVBand="0" w:evenVBand="0" w:oddHBand="1" w:evenHBand="0" w:firstRowFirstColumn="0" w:firstRowLastColumn="0" w:lastRowFirstColumn="0" w:lastRowLastColumn="0"/>
+            </w:pPr>
+            <w:r>
+              <w:rPr>
+                <w:lang w:val="en-US"/>
+              </w:rPr>
+              <w:t xml:space="preserve">           </w:t>
+            </w:r>
+            <w:r>
+              <w:t>(!(year % 100 == 0) || (year % 400 == 0));</w:t>
+            </w:r>
+          </w:p>
+          <w:p>
+            <w:pPr>
+              <w:spacing w:after="0" w:line="240" w:lineRule="auto"/>
+              <w:cnfStyle w:val="000000100000" w:firstRow="0" w:lastRow="0" w:firstColumn="0" w:lastColumn="0" w:oddVBand="0" w:evenVBand="0" w:oddHBand="1" w:evenHBand="0" w:firstRowFirstColumn="0" w:firstRowLastColumn="0" w:lastRowFirstColumn="0" w:lastRowLastColumn="0"/>
+            </w:pPr>
+            <w:r>
+              <w:t>}</w:t>
+            </w:r>
           </w:p>
         </w:tc>
       </w:tr>
@@ -572,7 +537,21 @@
             <w:cnfStyle w:val="001000000000" w:firstRow="0" w:lastRow="0" w:firstColumn="1" w:lastColumn="0" w:oddVBand="0" w:evenVBand="0" w:oddHBand="0" w:evenHBand="0" w:firstRowFirstColumn="0" w:firstRowLastColumn="0" w:lastRowFirstColumn="0" w:lastRowLastColumn="0"/>
             <w:tcW w:w="4957" w:type="dxa"/>
           </w:tcPr>
-          <w:p/>
+          <w:p>
+            <w:pPr>
+              <w:rPr>
+                <w:b w:val="0"/>
+                <w:bCs w:val="0"/>
+              </w:rPr>
+            </w:pPr>
+            <w:r>
+              <w:rPr>
+                <w:b w:val="0"/>
+                <w:bCs w:val="0"/>
+              </w:rPr>
+              <w:t>Namenskonventionen für Methoden und Parameter</w:t>
+            </w:r>
+          </w:p>
         </w:tc>
         <w:tc>
           <w:tcPr>
@@ -581,9 +560,334 @@
           <w:p>
             <w:pPr>
               <w:cnfStyle w:val="000000000000" w:firstRow="0" w:lastRow="0" w:firstColumn="0" w:lastColumn="0" w:oddVBand="0" w:evenVBand="0" w:oddHBand="0" w:evenHBand="0" w:firstRowFirstColumn="0" w:firstRowLastColumn="0" w:lastRowFirstColumn="0" w:lastRowLastColumn="0"/>
-              <w:rPr>
-                <w:rFonts w:ascii="Courier New" w:hAnsi="Courier New" w:cs="Courier New"/>
-              </w:rPr>
+            </w:pPr>
+            <w:r>
+              <w:t>CamelCase</w:t>
+            </w:r>
+          </w:p>
+        </w:tc>
+      </w:tr>
+      <w:tr>
+        <w:trPr>
+          <w:cnfStyle w:val="000000100000" w:firstRow="0" w:lastRow="0" w:firstColumn="0" w:lastColumn="0" w:oddVBand="0" w:evenVBand="0" w:oddHBand="1" w:evenHBand="0" w:firstRowFirstColumn="0" w:firstRowLastColumn="0" w:lastRowFirstColumn="0" w:lastRowLastColumn="0"/>
+        </w:trPr>
+        <w:tc>
+          <w:tcPr>
+            <w:cnfStyle w:val="001000000000" w:firstRow="0" w:lastRow="0" w:firstColumn="1" w:lastColumn="0" w:oddVBand="0" w:evenVBand="0" w:oddHBand="0" w:evenHBand="0" w:firstRowFirstColumn="0" w:firstRowLastColumn="0" w:lastRowFirstColumn="0" w:lastRowLastColumn="0"/>
+            <w:tcW w:w="4957" w:type="dxa"/>
+          </w:tcPr>
+          <w:p>
+            <w:pPr>
+              <w:spacing w:after="0" w:line="240" w:lineRule="auto"/>
+              <w:rPr>
+                <w:lang w:val="en-US"/>
+              </w:rPr>
+            </w:pPr>
+            <w:r>
+              <w:rPr>
+                <w:b w:val="0"/>
+                <w:bCs w:val="0"/>
+                <w:lang w:val="en-US"/>
+              </w:rPr>
+              <w:t xml:space="preserve">void </w:t>
+            </w:r>
+            <w:r>
+              <w:rPr>
+                <w:b w:val="0"/>
+                <w:bCs w:val="0"/>
+                <w:lang w:val="en-US"/>
+              </w:rPr>
+              <w:t>Print</w:t>
+            </w:r>
+            <w:r>
+              <w:rPr>
+                <w:b w:val="0"/>
+                <w:bCs w:val="0"/>
+                <w:lang w:val="en-US"/>
+              </w:rPr>
+              <w:t>(string message, int value)</w:t>
+            </w:r>
+            <w:r>
+              <w:rPr>
+                <w:b w:val="0"/>
+                <w:bCs w:val="0"/>
+                <w:lang w:val="en-US"/>
+              </w:rPr>
+              <w:br/>
+              <w:t>{</w:t>
+            </w:r>
+          </w:p>
+          <w:p>
+            <w:pPr>
+              <w:spacing w:after="0" w:line="240" w:lineRule="auto"/>
+              <w:rPr>
+                <w:b w:val="0"/>
+                <w:bCs w:val="0"/>
+                <w:lang w:val="en-US"/>
+              </w:rPr>
+            </w:pPr>
+            <w:r>
+              <w:rPr>
+                <w:b w:val="0"/>
+                <w:bCs w:val="0"/>
+                <w:lang w:val="en-US"/>
+              </w:rPr>
+              <w:t xml:space="preserve">  </w:t>
+            </w:r>
+            <w:r>
+              <w:rPr>
+                <w:b w:val="0"/>
+                <w:bCs w:val="0"/>
+                <w:lang w:val="en-US"/>
+              </w:rPr>
+              <w:t>Console.Write($”{message}-{value}”);</w:t>
+            </w:r>
+          </w:p>
+          <w:p>
+            <w:pPr>
+              <w:spacing w:after="0" w:line="240" w:lineRule="auto"/>
+              <w:rPr>
+                <w:b w:val="0"/>
+                <w:bCs w:val="0"/>
+                <w:lang w:val="en-US"/>
+              </w:rPr>
+            </w:pPr>
+            <w:r>
+              <w:rPr>
+                <w:b w:val="0"/>
+                <w:bCs w:val="0"/>
+                <w:lang w:val="en-US"/>
+              </w:rPr>
+              <w:t xml:space="preserve"> </w:t>
+            </w:r>
+            <w:r>
+              <w:rPr>
+                <w:b w:val="0"/>
+                <w:bCs w:val="0"/>
+                <w:lang w:val="en-US"/>
+              </w:rPr>
+              <w:t xml:space="preserve"> </w:t>
+            </w:r>
+            <w:r>
+              <w:rPr>
+                <w:b w:val="0"/>
+                <w:bCs w:val="0"/>
+                <w:lang w:val="en-US"/>
+              </w:rPr>
+              <w:t>value = 10;</w:t>
+            </w:r>
+          </w:p>
+          <w:p>
+            <w:pPr>
+              <w:spacing w:after="0" w:line="240" w:lineRule="auto"/>
+              <w:rPr>
+                <w:b w:val="0"/>
+                <w:bCs w:val="0"/>
+                <w:lang w:val="en-US"/>
+              </w:rPr>
+            </w:pPr>
+            <w:r>
+              <w:rPr>
+                <w:b w:val="0"/>
+                <w:bCs w:val="0"/>
+                <w:lang w:val="en-US"/>
+              </w:rPr>
+              <w:t xml:space="preserve">  </w:t>
+            </w:r>
+            <w:r>
+              <w:rPr>
+                <w:b w:val="0"/>
+                <w:bCs w:val="0"/>
+                <w:lang w:val="en-US"/>
+              </w:rPr>
+              <w:t>message = “Hallo Welt”;</w:t>
+            </w:r>
+          </w:p>
+          <w:p>
+            <w:pPr>
+              <w:spacing w:after="0" w:line="240" w:lineRule="auto"/>
+              <w:rPr>
+                <w:lang w:val="en-US"/>
+              </w:rPr>
+            </w:pPr>
+            <w:r>
+              <w:rPr>
+                <w:b w:val="0"/>
+                <w:bCs w:val="0"/>
+                <w:lang w:val="en-US"/>
+              </w:rPr>
+              <w:t xml:space="preserve">  </w:t>
+            </w:r>
+            <w:r>
+              <w:rPr>
+                <w:b w:val="0"/>
+                <w:bCs w:val="0"/>
+                <w:lang w:val="en-US"/>
+              </w:rPr>
+              <w:t>Console.Write($”{message}-{value}”);</w:t>
+            </w:r>
+          </w:p>
+          <w:p>
+            <w:pPr>
+              <w:spacing w:after="0" w:line="240" w:lineRule="auto"/>
+              <w:rPr>
+                <w:b w:val="0"/>
+                <w:bCs w:val="0"/>
+                <w:lang w:val="en-US"/>
+              </w:rPr>
+            </w:pPr>
+            <w:r>
+              <w:rPr>
+                <w:b w:val="0"/>
+                <w:bCs w:val="0"/>
+                <w:lang w:val="en-US"/>
+              </w:rPr>
+              <w:lastRenderedPageBreak/>
+              <w:t xml:space="preserve">} </w:t>
+            </w:r>
+          </w:p>
+          <w:p>
+            <w:pPr>
+              <w:spacing w:after="0" w:line="240" w:lineRule="auto"/>
+              <w:rPr>
+                <w:b w:val="0"/>
+                <w:bCs w:val="0"/>
+                <w:lang w:val="en-US"/>
+              </w:rPr>
+            </w:pPr>
+          </w:p>
+          <w:p>
+            <w:pPr>
+              <w:spacing w:after="0" w:line="240" w:lineRule="auto"/>
+              <w:rPr>
+                <w:b w:val="0"/>
+                <w:bCs w:val="0"/>
+                <w:lang w:val="en-US"/>
+              </w:rPr>
+            </w:pPr>
+            <w:r>
+              <w:rPr>
+                <w:b w:val="0"/>
+                <w:bCs w:val="0"/>
+                <w:lang w:val="en-US"/>
+              </w:rPr>
+              <w:t>string message = “Hallo world”;</w:t>
+            </w:r>
+          </w:p>
+          <w:p>
+            <w:pPr>
+              <w:spacing w:after="0" w:line="240" w:lineRule="auto"/>
+              <w:rPr>
+                <w:b w:val="0"/>
+                <w:bCs w:val="0"/>
+                <w:lang w:val="en-US"/>
+              </w:rPr>
+            </w:pPr>
+            <w:r>
+              <w:rPr>
+                <w:b w:val="0"/>
+                <w:bCs w:val="0"/>
+                <w:lang w:val="en-US"/>
+              </w:rPr>
+              <w:t xml:space="preserve">int </w:t>
+            </w:r>
+            <w:r>
+              <w:rPr>
+                <w:b w:val="0"/>
+                <w:bCs w:val="0"/>
+                <w:lang w:val="en-US"/>
+              </w:rPr>
+              <w:t>value = 11;</w:t>
+            </w:r>
+          </w:p>
+          <w:p>
+            <w:pPr>
+              <w:spacing w:after="0" w:line="240" w:lineRule="auto"/>
+              <w:rPr>
+                <w:b w:val="0"/>
+                <w:bCs w:val="0"/>
+                <w:lang w:val="en-US"/>
+              </w:rPr>
+            </w:pPr>
+            <w:r>
+              <w:rPr>
+                <w:b w:val="0"/>
+                <w:bCs w:val="0"/>
+                <w:lang w:val="en-US"/>
+              </w:rPr>
+              <w:t>Print</w:t>
+            </w:r>
+            <w:r>
+              <w:rPr>
+                <w:b w:val="0"/>
+                <w:bCs w:val="0"/>
+                <w:lang w:val="en-US"/>
+              </w:rPr>
+              <w:t>(message,value);</w:t>
+            </w:r>
+          </w:p>
+          <w:p>
+            <w:pPr>
+              <w:spacing w:after="0" w:line="240" w:lineRule="auto"/>
+              <w:rPr>
+                <w:b w:val="0"/>
+                <w:bCs w:val="0"/>
+                <w:lang w:val="en-US"/>
+              </w:rPr>
+            </w:pPr>
+            <w:r>
+              <w:rPr>
+                <w:b w:val="0"/>
+                <w:bCs w:val="0"/>
+                <w:lang w:val="en-US"/>
+              </w:rPr>
+              <w:t>Console.Write($”{message}-{value}”);</w:t>
+            </w:r>
+          </w:p>
+        </w:tc>
+        <w:tc>
+          <w:tcPr>
+            <w:tcW w:w="4815" w:type="dxa"/>
+          </w:tcPr>
+          <w:p>
+            <w:pPr>
+              <w:cnfStyle w:val="000000100000" w:firstRow="0" w:lastRow="0" w:firstColumn="0" w:lastColumn="0" w:oddVBand="0" w:evenVBand="0" w:oddHBand="1" w:evenHBand="0" w:firstRowFirstColumn="0" w:firstRowLastColumn="0" w:lastRowFirstColumn="0" w:lastRowLastColumn="0"/>
+              <w:rPr>
+                <w:lang w:val="en-US"/>
+              </w:rPr>
+            </w:pPr>
+            <w:r>
+              <w:rPr>
+                <w:lang w:val="en-US"/>
+              </w:rPr>
+              <w:lastRenderedPageBreak/>
+              <w:t>Siehe *.txt</w:t>
+            </w:r>
+          </w:p>
+        </w:tc>
+      </w:tr>
+      <w:tr>
+        <w:tc>
+          <w:tcPr>
+            <w:cnfStyle w:val="001000000000" w:firstRow="0" w:lastRow="0" w:firstColumn="1" w:lastColumn="0" w:oddVBand="0" w:evenVBand="0" w:oddHBand="0" w:evenHBand="0" w:firstRowFirstColumn="0" w:firstRowLastColumn="0" w:lastRowFirstColumn="0" w:lastRowLastColumn="0"/>
+            <w:tcW w:w="4957" w:type="dxa"/>
+          </w:tcPr>
+          <w:p>
+            <w:pPr>
+              <w:rPr>
+                <w:b w:val="0"/>
+                <w:bCs w:val="0"/>
+              </w:rPr>
+            </w:pPr>
+          </w:p>
+        </w:tc>
+        <w:tc>
+          <w:tcPr>
+            <w:tcW w:w="4815" w:type="dxa"/>
+          </w:tcPr>
+          <w:p>
+            <w:pPr>
+              <w:cnfStyle w:val="000000000000" w:firstRow="0" w:lastRow="0" w:firstColumn="0" w:lastColumn="0" w:oddVBand="0" w:evenVBand="0" w:oddHBand="0" w:evenHBand="0" w:firstRowFirstColumn="0" w:firstRowLastColumn="0" w:lastRowFirstColumn="0" w:lastRowLastColumn="0"/>
             </w:pPr>
           </w:p>
         </w:tc>
@@ -606,6 +910,9 @@
           <w:p>
             <w:pPr>
               <w:cnfStyle w:val="000000100000" w:firstRow="0" w:lastRow="0" w:firstColumn="0" w:lastColumn="0" w:oddVBand="0" w:evenVBand="0" w:oddHBand="1" w:evenHBand="0" w:firstRowFirstColumn="0" w:firstRowLastColumn="0" w:lastRowFirstColumn="0" w:lastRowLastColumn="0"/>
+              <w:rPr>
+                <w:rFonts w:ascii="Courier New" w:hAnsi="Courier New" w:cs="Courier New"/>
+              </w:rPr>
             </w:pPr>
           </w:p>
         </w:tc>
@@ -647,10 +954,6 @@
           <w:p>
             <w:pPr>
               <w:cnfStyle w:val="000000100000" w:firstRow="0" w:lastRow="0" w:firstColumn="0" w:lastColumn="0" w:oddVBand="0" w:evenVBand="0" w:oddHBand="1" w:evenHBand="0" w:firstRowFirstColumn="0" w:firstRowLastColumn="0" w:lastRowFirstColumn="0" w:lastRowLastColumn="0"/>
-              <w:rPr>
-                <w:rFonts w:ascii="Courier New" w:hAnsi="Courier New" w:cs="Courier New"/>
-                <w:lang w:val="en-US"/>
-              </w:rPr>
             </w:pPr>
           </w:p>
         </w:tc>
@@ -672,7 +975,6 @@
               <w:cnfStyle w:val="000000000000" w:firstRow="0" w:lastRow="0" w:firstColumn="0" w:lastColumn="0" w:oddVBand="0" w:evenVBand="0" w:oddHBand="0" w:evenHBand="0" w:firstRowFirstColumn="0" w:firstRowLastColumn="0" w:lastRowFirstColumn="0" w:lastRowLastColumn="0"/>
               <w:rPr>
                 <w:rFonts w:ascii="Courier New" w:hAnsi="Courier New" w:cs="Courier New"/>
-                <w:lang w:val="en-US"/>
               </w:rPr>
             </w:pPr>
           </w:p>
@@ -698,20 +1000,35 @@
               <w:cnfStyle w:val="000000100000" w:firstRow="0" w:lastRow="0" w:firstColumn="0" w:lastColumn="0" w:oddVBand="0" w:evenVBand="0" w:oddHBand="1" w:evenHBand="0" w:firstRowFirstColumn="0" w:firstRowLastColumn="0" w:lastRowFirstColumn="0" w:lastRowLastColumn="0"/>
               <w:rPr>
                 <w:rFonts w:ascii="Courier New" w:hAnsi="Courier New" w:cs="Courier New"/>
-                <w:lang w:val="en-US"/>
+              </w:rPr>
+            </w:pPr>
+          </w:p>
+        </w:tc>
+      </w:tr>
+      <w:tr>
+        <w:tc>
+          <w:tcPr>
+            <w:cnfStyle w:val="001000000000" w:firstRow="0" w:lastRow="0" w:firstColumn="1" w:lastColumn="0" w:oddVBand="0" w:evenVBand="0" w:oddHBand="0" w:evenHBand="0" w:firstRowFirstColumn="0" w:firstRowLastColumn="0" w:lastRowFirstColumn="0" w:lastRowLastColumn="0"/>
+            <w:tcW w:w="4957" w:type="dxa"/>
+          </w:tcPr>
+          <w:p/>
+        </w:tc>
+        <w:tc>
+          <w:tcPr>
+            <w:tcW w:w="4815" w:type="dxa"/>
+          </w:tcPr>
+          <w:p>
+            <w:pPr>
+              <w:cnfStyle w:val="000000000000" w:firstRow="0" w:lastRow="0" w:firstColumn="0" w:lastColumn="0" w:oddVBand="0" w:evenVBand="0" w:oddHBand="0" w:evenHBand="0" w:firstRowFirstColumn="0" w:firstRowLastColumn="0" w:lastRowFirstColumn="0" w:lastRowLastColumn="0"/>
+              <w:rPr>
+                <w:rFonts w:ascii="Courier New" w:hAnsi="Courier New" w:cs="Courier New"/>
               </w:rPr>
             </w:pPr>
           </w:p>
         </w:tc>
       </w:tr>
     </w:tbl>
-    <w:p>
-      <w:pPr>
-        <w:rPr>
-          <w:lang w:val="en-US"/>
-        </w:rPr>
-      </w:pPr>
-    </w:p>
+    <w:p/>
     <w:sectPr>
       <w:headerReference w:type="default" r:id="rId8"/>
       <w:footerReference w:type="default" r:id="rId9"/>

--- a/07_Methoden/07_Mitarbeitsfrage.docx
+++ b/07_Methoden/07_Mitarbeitsfrage.docx
@@ -879,6 +879,20 @@
                 <w:bCs w:val="0"/>
               </w:rPr>
             </w:pPr>
+            <w:r>
+              <w:rPr>
+                <w:b w:val="0"/>
+                <w:bCs w:val="0"/>
+              </w:rPr>
+              <w:t>Kann man die Parameter einer Methode ändern?</w:t>
+            </w:r>
+            <w:r>
+              <w:rPr>
+                <w:b w:val="0"/>
+                <w:bCs w:val="0"/>
+              </w:rPr>
+              <w:t xml:space="preserve"> Was muss man ändern, um Parameter beim Aufrufer ebenfalls zu ändern.</w:t>
+            </w:r>
           </w:p>
         </w:tc>
         <w:tc>
@@ -889,6 +903,9 @@
             <w:pPr>
               <w:cnfStyle w:val="000000000000" w:firstRow="0" w:lastRow="0" w:firstColumn="0" w:lastColumn="0" w:oddVBand="0" w:evenVBand="0" w:oddHBand="0" w:evenHBand="0" w:firstRowFirstColumn="0" w:firstRowLastColumn="0" w:lastRowFirstColumn="0" w:lastRowLastColumn="0"/>
             </w:pPr>
+            <w:r>
+              <w:t>CallByValue</w:t>
+            </w:r>
           </w:p>
         </w:tc>
       </w:tr>
@@ -901,7 +918,29 @@
             <w:cnfStyle w:val="001000000000" w:firstRow="0" w:lastRow="0" w:firstColumn="1" w:lastColumn="0" w:oddVBand="0" w:evenVBand="0" w:oddHBand="0" w:evenHBand="0" w:firstRowFirstColumn="0" w:firstRowLastColumn="0" w:lastRowFirstColumn="0" w:lastRowLastColumn="0"/>
             <w:tcW w:w="4957" w:type="dxa"/>
           </w:tcPr>
-          <w:p/>
+          <w:p>
+            <w:pPr>
+              <w:rPr>
+                <w:b w:val="0"/>
+                <w:bCs w:val="0"/>
+              </w:rPr>
+            </w:pPr>
+            <w:r>
+              <w:rPr>
+                <w:b w:val="0"/>
+                <w:bCs w:val="0"/>
+              </w:rPr>
+              <w:t xml:space="preserve">Implementiere eine Methode </w:t>
+            </w:r>
+            <w:r>
+              <w:rPr>
+                <w:b w:val="0"/>
+                <w:bCs w:val="0"/>
+              </w:rPr>
+              <w:br/>
+              <w:t xml:space="preserve">Middle </w:t>
+            </w:r>
+          </w:p>
         </w:tc>
         <w:tc>
           <w:tcPr>
@@ -912,8 +951,61 @@
               <w:cnfStyle w:val="000000100000" w:firstRow="0" w:lastRow="0" w:firstColumn="0" w:lastColumn="0" w:oddVBand="0" w:evenVBand="0" w:oddHBand="1" w:evenHBand="0" w:firstRowFirstColumn="0" w:firstRowLastColumn="0" w:lastRowFirstColumn="0" w:lastRowLastColumn="0"/>
               <w:rPr>
                 <w:rFonts w:ascii="Courier New" w:hAnsi="Courier New" w:cs="Courier New"/>
-              </w:rPr>
-            </w:pPr>
+                <w:lang w:val="en-US"/>
+              </w:rPr>
+            </w:pPr>
+            <w:r>
+              <w:rPr>
+                <w:rFonts w:ascii="Courier New" w:hAnsi="Courier New" w:cs="Courier New"/>
+                <w:lang w:val="en-US"/>
+              </w:rPr>
+              <w:t>i</w:t>
+            </w:r>
+            <w:r>
+              <w:rPr>
+                <w:rFonts w:ascii="Courier New" w:hAnsi="Courier New" w:cs="Courier New"/>
+                <w:lang w:val="en-US"/>
+              </w:rPr>
+              <w:t>nt Middly(int a, i</w:t>
+            </w:r>
+            <w:r>
+              <w:rPr>
+                <w:rFonts w:ascii="Courier New" w:hAnsi="Courier New" w:cs="Courier New"/>
+                <w:lang w:val="en-US"/>
+              </w:rPr>
+              <w:t>nt b)</w:t>
+            </w:r>
+            <w:r>
+              <w:rPr>
+                <w:rFonts w:ascii="Courier New" w:hAnsi="Courier New" w:cs="Courier New"/>
+                <w:lang w:val="en-US"/>
+              </w:rPr>
+              <w:br/>
+              <w:t>{</w:t>
+            </w:r>
+            <w:r>
+              <w:rPr>
+                <w:rFonts w:ascii="Courier New" w:hAnsi="Courier New" w:cs="Courier New"/>
+                <w:lang w:val="en-US"/>
+              </w:rPr>
+              <w:br/>
+              <w:t xml:space="preserve">   return (a+b) / 2</w:t>
+            </w:r>
+            <w:r>
+              <w:rPr>
+                <w:rFonts w:ascii="Courier New" w:hAnsi="Courier New" w:cs="Courier New"/>
+                <w:lang w:val="en-US"/>
+              </w:rPr>
+              <w:t>;</w:t>
+            </w:r>
+            <w:r>
+              <w:rPr>
+                <w:rFonts w:ascii="Courier New" w:hAnsi="Courier New" w:cs="Courier New"/>
+                <w:lang w:val="en-US"/>
+              </w:rPr>
+              <w:br/>
+              <w:t>}</w:t>
+            </w:r>
           </w:p>
         </w:tc>
       </w:tr>
@@ -923,7 +1015,31 @@
             <w:cnfStyle w:val="001000000000" w:firstRow="0" w:lastRow="0" w:firstColumn="1" w:lastColumn="0" w:oddVBand="0" w:evenVBand="0" w:oddHBand="0" w:evenHBand="0" w:firstRowFirstColumn="0" w:firstRowLastColumn="0" w:lastRowFirstColumn="0" w:lastRowLastColumn="0"/>
             <w:tcW w:w="4957" w:type="dxa"/>
           </w:tcPr>
-          <w:p/>
+          <w:p>
+            <w:pPr>
+              <w:rPr>
+                <w:b w:val="0"/>
+                <w:bCs w:val="0"/>
+                <w:lang w:val="en-US"/>
+              </w:rPr>
+            </w:pPr>
+            <w:r>
+              <w:rPr>
+                <w:b w:val="0"/>
+                <w:bCs w:val="0"/>
+                <w:lang w:val="en-US"/>
+              </w:rPr>
+              <w:t>String Methode</w:t>
+            </w:r>
+            <w:r>
+              <w:rPr>
+                <w:b w:val="0"/>
+                <w:bCs w:val="0"/>
+                <w:lang w:val="en-US"/>
+              </w:rPr>
+              <w:t>: Contains</w:t>
+            </w:r>
+          </w:p>
         </w:tc>
         <w:tc>
           <w:tcPr>
@@ -932,6 +1048,9 @@
           <w:p>
             <w:pPr>
               <w:cnfStyle w:val="000000000000" w:firstRow="0" w:lastRow="0" w:firstColumn="0" w:lastColumn="0" w:oddVBand="0" w:evenVBand="0" w:oddHBand="0" w:evenHBand="0" w:firstRowFirstColumn="0" w:firstRowLastColumn="0" w:lastRowFirstColumn="0" w:lastRowLastColumn="0"/>
+              <w:rPr>
+                <w:lang w:val="en-US"/>
+              </w:rPr>
             </w:pPr>
           </w:p>
         </w:tc>
@@ -945,7 +1064,40 @@
             <w:cnfStyle w:val="001000000000" w:firstRow="0" w:lastRow="0" w:firstColumn="1" w:lastColumn="0" w:oddVBand="0" w:evenVBand="0" w:oddHBand="0" w:evenHBand="0" w:firstRowFirstColumn="0" w:firstRowLastColumn="0" w:lastRowFirstColumn="0" w:lastRowLastColumn="0"/>
             <w:tcW w:w="4957" w:type="dxa"/>
           </w:tcPr>
-          <w:p/>
+          <w:p>
+            <w:pPr>
+              <w:rPr>
+                <w:b w:val="0"/>
+                <w:bCs w:val="0"/>
+                <w:lang w:val="en-US"/>
+              </w:rPr>
+            </w:pPr>
+            <w:r>
+              <w:rPr>
+                <w:b w:val="0"/>
+                <w:bCs w:val="0"/>
+                <w:lang w:val="en-US"/>
+              </w:rPr>
+              <w:t xml:space="preserve">String Methode: </w:t>
+            </w:r>
+            <w:r>
+              <w:rPr>
+                <w:b w:val="0"/>
+                <w:bCs w:val="0"/>
+                <w:lang w:val="en-US"/>
+              </w:rPr>
+              <w:t>IndexOf, LastIndexOf</w:t>
+            </w:r>
+            <w:r>
+              <w:rPr>
+                <w:b w:val="0"/>
+                <w:bCs w:val="0"/>
+                <w:lang w:val="en-US"/>
+              </w:rPr>
+              <w:br/>
+              <w:t>Mit startIdx, count</w:t>
+            </w:r>
+          </w:p>
         </w:tc>
         <w:tc>
           <w:tcPr>
@@ -954,6 +1106,9 @@
           <w:p>
             <w:pPr>
               <w:cnfStyle w:val="000000100000" w:firstRow="0" w:lastRow="0" w:firstColumn="0" w:lastColumn="0" w:oddVBand="0" w:evenVBand="0" w:oddHBand="1" w:evenHBand="0" w:firstRowFirstColumn="0" w:firstRowLastColumn="0" w:lastRowFirstColumn="0" w:lastRowLastColumn="0"/>
+              <w:rPr>
+                <w:lang w:val="en-US"/>
+              </w:rPr>
             </w:pPr>
           </w:p>
         </w:tc>
@@ -964,7 +1119,32 @@
             <w:cnfStyle w:val="001000000000" w:firstRow="0" w:lastRow="0" w:firstColumn="1" w:lastColumn="0" w:oddVBand="0" w:evenVBand="0" w:oddHBand="0" w:evenHBand="0" w:firstRowFirstColumn="0" w:firstRowLastColumn="0" w:lastRowFirstColumn="0" w:lastRowLastColumn="0"/>
             <w:tcW w:w="4957" w:type="dxa"/>
           </w:tcPr>
-          <w:p/>
+          <w:p>
+            <w:pPr>
+              <w:rPr>
+                <w:b w:val="0"/>
+                <w:bCs w:val="0"/>
+                <w:lang w:val="en-US"/>
+              </w:rPr>
+            </w:pPr>
+            <w:r>
+              <w:rPr>
+                <w:b w:val="0"/>
+                <w:bCs w:val="0"/>
+                <w:lang w:val="en-US"/>
+              </w:rPr>
+              <w:t>String Methoden: SubString</w:t>
+            </w:r>
+            <w:r>
+              <w:rPr>
+                <w:b w:val="0"/>
+                <w:bCs w:val="0"/>
+                <w:lang w:val="en-US"/>
+              </w:rPr>
+              <w:br/>
+              <w:t>Mit startIdx, count</w:t>
+            </w:r>
+          </w:p>
         </w:tc>
         <w:tc>
           <w:tcPr>
@@ -975,6 +1155,7 @@
               <w:cnfStyle w:val="000000000000" w:firstRow="0" w:lastRow="0" w:firstColumn="0" w:lastColumn="0" w:oddVBand="0" w:evenVBand="0" w:oddHBand="0" w:evenHBand="0" w:firstRowFirstColumn="0" w:firstRowLastColumn="0" w:lastRowFirstColumn="0" w:lastRowLastColumn="0"/>
               <w:rPr>
                 <w:rFonts w:ascii="Courier New" w:hAnsi="Courier New" w:cs="Courier New"/>
+                <w:lang w:val="en-US"/>
               </w:rPr>
             </w:pPr>
           </w:p>
@@ -989,7 +1170,72 @@
             <w:cnfStyle w:val="001000000000" w:firstRow="0" w:lastRow="0" w:firstColumn="1" w:lastColumn="0" w:oddVBand="0" w:evenVBand="0" w:oddHBand="0" w:evenHBand="0" w:firstRowFirstColumn="0" w:firstRowLastColumn="0" w:lastRowFirstColumn="0" w:lastRowLastColumn="0"/>
             <w:tcW w:w="4957" w:type="dxa"/>
           </w:tcPr>
-          <w:p/>
+          <w:p>
+            <w:pPr>
+              <w:rPr>
+                <w:b w:val="0"/>
+                <w:bCs w:val="0"/>
+                <w:lang w:val="en-US"/>
+              </w:rPr>
+            </w:pPr>
+            <w:r>
+              <w:rPr>
+                <w:b w:val="0"/>
+                <w:bCs w:val="0"/>
+                <w:lang w:val="en-US"/>
+              </w:rPr>
+              <w:t xml:space="preserve">String </w:t>
+            </w:r>
+            <w:r>
+              <w:rPr>
+                <w:b w:val="0"/>
+                <w:bCs w:val="0"/>
+                <w:lang w:val="en-US"/>
+              </w:rPr>
+              <w:t>Methoden:</w:t>
+            </w:r>
+            <w:r>
+              <w:rPr>
+                <w:b w:val="0"/>
+                <w:bCs w:val="0"/>
+                <w:lang w:val="en-US"/>
+              </w:rPr>
+              <w:t xml:space="preserve"> </w:t>
+            </w:r>
+            <w:r>
+              <w:rPr>
+                <w:b w:val="0"/>
+                <w:bCs w:val="0"/>
+                <w:lang w:val="en-US"/>
+              </w:rPr>
+              <w:t>Trim</w:t>
+            </w:r>
+            <w:r>
+              <w:rPr>
+                <w:b w:val="0"/>
+                <w:bCs w:val="0"/>
+                <w:lang w:val="en-US"/>
+              </w:rPr>
+              <w:t>Start</w:t>
+            </w:r>
+            <w:r>
+              <w:rPr>
+                <w:b w:val="0"/>
+                <w:bCs w:val="0"/>
+                <w:lang w:val="en-US"/>
+              </w:rPr>
+              <w:br/>
+              <w:t xml:space="preserve">char </w:t>
+            </w:r>
+            <w:r>
+              <w:rPr>
+                <w:b w:val="0"/>
+                <w:bCs w:val="0"/>
+                <w:lang w:val="en-US"/>
+              </w:rPr>
+              <w:t>ch</w:t>
+            </w:r>
+          </w:p>
         </w:tc>
         <w:tc>
           <w:tcPr>
@@ -1000,6 +1246,7 @@
               <w:cnfStyle w:val="000000100000" w:firstRow="0" w:lastRow="0" w:firstColumn="0" w:lastColumn="0" w:oddVBand="0" w:evenVBand="0" w:oddHBand="1" w:evenHBand="0" w:firstRowFirstColumn="0" w:firstRowLastColumn="0" w:lastRowFirstColumn="0" w:lastRowLastColumn="0"/>
               <w:rPr>
                 <w:rFonts w:ascii="Courier New" w:hAnsi="Courier New" w:cs="Courier New"/>
+                <w:lang w:val="en-US"/>
               </w:rPr>
             </w:pPr>
           </w:p>
@@ -1011,7 +1258,55 @@
             <w:cnfStyle w:val="001000000000" w:firstRow="0" w:lastRow="0" w:firstColumn="1" w:lastColumn="0" w:oddVBand="0" w:evenVBand="0" w:oddHBand="0" w:evenHBand="0" w:firstRowFirstColumn="0" w:firstRowLastColumn="0" w:lastRowFirstColumn="0" w:lastRowLastColumn="0"/>
             <w:tcW w:w="4957" w:type="dxa"/>
           </w:tcPr>
-          <w:p/>
+          <w:p>
+            <w:pPr>
+              <w:rPr>
+                <w:b w:val="0"/>
+                <w:bCs w:val="0"/>
+                <w:lang w:val="en-US"/>
+              </w:rPr>
+            </w:pPr>
+            <w:r>
+              <w:rPr>
+                <w:b w:val="0"/>
+                <w:bCs w:val="0"/>
+                <w:lang w:val="en-US"/>
+              </w:rPr>
+              <w:t xml:space="preserve">String </w:t>
+            </w:r>
+            <w:r>
+              <w:rPr>
+                <w:b w:val="0"/>
+                <w:bCs w:val="0"/>
+                <w:lang w:val="en-US"/>
+              </w:rPr>
+              <w:t>Methoden:</w:t>
+            </w:r>
+            <w:r>
+              <w:rPr>
+                <w:b w:val="0"/>
+                <w:bCs w:val="0"/>
+                <w:lang w:val="en-US"/>
+              </w:rPr>
+              <w:t xml:space="preserve"> </w:t>
+            </w:r>
+            <w:r>
+              <w:rPr>
+                <w:b w:val="0"/>
+                <w:bCs w:val="0"/>
+                <w:lang w:val="en-US"/>
+              </w:rPr>
+              <w:t>Trim</w:t>
+            </w:r>
+            <w:r>
+              <w:rPr>
+                <w:b w:val="0"/>
+                <w:bCs w:val="0"/>
+                <w:lang w:val="en-US"/>
+              </w:rPr>
+              <w:t>End</w:t>
+            </w:r>
+          </w:p>
         </w:tc>
         <w:tc>
           <w:tcPr>
@@ -1022,13 +1317,149 @@
               <w:cnfStyle w:val="000000000000" w:firstRow="0" w:lastRow="0" w:firstColumn="0" w:lastColumn="0" w:oddVBand="0" w:evenVBand="0" w:oddHBand="0" w:evenHBand="0" w:firstRowFirstColumn="0" w:firstRowLastColumn="0" w:lastRowFirstColumn="0" w:lastRowLastColumn="0"/>
               <w:rPr>
                 <w:rFonts w:ascii="Courier New" w:hAnsi="Courier New" w:cs="Courier New"/>
+                <w:lang w:val="en-US"/>
+              </w:rPr>
+            </w:pPr>
+          </w:p>
+        </w:tc>
+      </w:tr>
+      <w:tr>
+        <w:trPr>
+          <w:cnfStyle w:val="000000100000" w:firstRow="0" w:lastRow="0" w:firstColumn="0" w:lastColumn="0" w:oddVBand="0" w:evenVBand="0" w:oddHBand="1" w:evenHBand="0" w:firstRowFirstColumn="0" w:firstRowLastColumn="0" w:lastRowFirstColumn="0" w:lastRowLastColumn="0"/>
+        </w:trPr>
+        <w:tc>
+          <w:tcPr>
+            <w:cnfStyle w:val="001000000000" w:firstRow="0" w:lastRow="0" w:firstColumn="1" w:lastColumn="0" w:oddVBand="0" w:evenVBand="0" w:oddHBand="0" w:evenHBand="0" w:firstRowFirstColumn="0" w:firstRowLastColumn="0" w:lastRowFirstColumn="0" w:lastRowLastColumn="0"/>
+            <w:tcW w:w="4957" w:type="dxa"/>
+          </w:tcPr>
+          <w:p>
+            <w:pPr>
+              <w:rPr>
+                <w:b w:val="0"/>
+                <w:bCs w:val="0"/>
+                <w:lang w:val="en-US"/>
+              </w:rPr>
+            </w:pPr>
+            <w:r>
+              <w:rPr>
+                <w:b w:val="0"/>
+                <w:bCs w:val="0"/>
+                <w:lang w:val="en-US"/>
+              </w:rPr>
+              <w:t xml:space="preserve">String </w:t>
+            </w:r>
+            <w:r>
+              <w:rPr>
+                <w:b w:val="0"/>
+                <w:bCs w:val="0"/>
+                <w:lang w:val="en-US"/>
+              </w:rPr>
+              <w:t>Methoden:</w:t>
+            </w:r>
+            <w:r>
+              <w:rPr>
+                <w:b w:val="0"/>
+                <w:bCs w:val="0"/>
+                <w:lang w:val="en-US"/>
+              </w:rPr>
+              <w:t xml:space="preserve"> </w:t>
+            </w:r>
+            <w:r>
+              <w:rPr>
+                <w:b w:val="0"/>
+                <w:bCs w:val="0"/>
+                <w:lang w:val="en-US"/>
+              </w:rPr>
+              <w:t>Trim</w:t>
+            </w:r>
+          </w:p>
+        </w:tc>
+        <w:tc>
+          <w:tcPr>
+            <w:tcW w:w="4815" w:type="dxa"/>
+          </w:tcPr>
+          <w:p>
+            <w:pPr>
+              <w:cnfStyle w:val="000000100000" w:firstRow="0" w:lastRow="0" w:firstColumn="0" w:lastColumn="0" w:oddVBand="0" w:evenVBand="0" w:oddHBand="1" w:evenHBand="0" w:firstRowFirstColumn="0" w:firstRowLastColumn="0" w:lastRowFirstColumn="0" w:lastRowLastColumn="0"/>
+              <w:rPr>
+                <w:rFonts w:ascii="Courier New" w:hAnsi="Courier New" w:cs="Courier New"/>
+                <w:lang w:val="en-US"/>
+              </w:rPr>
+            </w:pPr>
+          </w:p>
+        </w:tc>
+      </w:tr>
+      <w:tr>
+        <w:tc>
+          <w:tcPr>
+            <w:cnfStyle w:val="001000000000" w:firstRow="0" w:lastRow="0" w:firstColumn="1" w:lastColumn="0" w:oddVBand="0" w:evenVBand="0" w:oddHBand="0" w:evenHBand="0" w:firstRowFirstColumn="0" w:firstRowLastColumn="0" w:lastRowFirstColumn="0" w:lastRowLastColumn="0"/>
+            <w:tcW w:w="4957" w:type="dxa"/>
+          </w:tcPr>
+          <w:p>
+            <w:pPr>
+              <w:rPr>
+                <w:b w:val="0"/>
+                <w:bCs w:val="0"/>
+                <w:lang w:val="en-US"/>
+              </w:rPr>
+            </w:pPr>
+            <w:r>
+              <w:rPr>
+                <w:b w:val="0"/>
+                <w:bCs w:val="0"/>
+                <w:lang w:val="en-US"/>
+              </w:rPr>
+              <w:t xml:space="preserve">String </w:t>
+            </w:r>
+            <w:r>
+              <w:rPr>
+                <w:b w:val="0"/>
+                <w:bCs w:val="0"/>
+                <w:lang w:val="en-US"/>
+              </w:rPr>
+              <w:t>Methoden:</w:t>
+            </w:r>
+            <w:r>
+              <w:rPr>
+                <w:b w:val="0"/>
+                <w:bCs w:val="0"/>
+                <w:lang w:val="en-US"/>
+              </w:rPr>
+              <w:t xml:space="preserve"> </w:t>
+            </w:r>
+            <w:r>
+              <w:rPr>
+                <w:b w:val="0"/>
+                <w:bCs w:val="0"/>
+                <w:lang w:val="en-US"/>
+              </w:rPr>
+              <w:t>StartsWith</w:t>
+            </w:r>
+          </w:p>
+        </w:tc>
+        <w:tc>
+          <w:tcPr>
+            <w:tcW w:w="4815" w:type="dxa"/>
+          </w:tcPr>
+          <w:p>
+            <w:pPr>
+              <w:cnfStyle w:val="000000000000" w:firstRow="0" w:lastRow="0" w:firstColumn="0" w:lastColumn="0" w:oddVBand="0" w:evenVBand="0" w:oddHBand="0" w:evenHBand="0" w:firstRowFirstColumn="0" w:firstRowLastColumn="0" w:lastRowFirstColumn="0" w:lastRowLastColumn="0"/>
+              <w:rPr>
+                <w:rFonts w:ascii="Courier New" w:hAnsi="Courier New" w:cs="Courier New"/>
+                <w:lang w:val="en-US"/>
               </w:rPr>
             </w:pPr>
           </w:p>
         </w:tc>
       </w:tr>
     </w:tbl>
-    <w:p/>
+    <w:p>
+      <w:pPr>
+        <w:rPr>
+          <w:lang w:val="en-US"/>
+        </w:rPr>
+      </w:pPr>
+    </w:p>
     <w:sectPr>
       <w:headerReference w:type="default" r:id="rId8"/>
       <w:footerReference w:type="default" r:id="rId9"/>

--- a/07_Methoden/07_Mitarbeitsfrage.docx
+++ b/07_Methoden/07_Mitarbeitsfrage.docx
@@ -1029,15 +1029,23 @@
                 <w:bCs w:val="0"/>
                 <w:lang w:val="en-US"/>
               </w:rPr>
-              <w:t>String Methode</w:t>
-            </w:r>
-            <w:r>
-              <w:rPr>
-                <w:b w:val="0"/>
-                <w:bCs w:val="0"/>
-                <w:lang w:val="en-US"/>
-              </w:rPr>
-              <w:t>: Contains</w:t>
+              <w:t>Methode</w:t>
+            </w:r>
+            <w:r>
+              <w:rPr>
+                <w:b w:val="0"/>
+                <w:bCs w:val="0"/>
+                <w:lang w:val="en-US"/>
+              </w:rPr>
+              <w:t xml:space="preserve">: </w:t>
+            </w:r>
+            <w:r>
+              <w:rPr>
+                <w:b w:val="0"/>
+                <w:bCs w:val="0"/>
+                <w:lang w:val="en-US"/>
+              </w:rPr>
+              <w:t>MaxOf3</w:t>
             </w:r>
           </w:p>
         </w:tc>
@@ -1078,24 +1086,7 @@
                 <w:bCs w:val="0"/>
                 <w:lang w:val="en-US"/>
               </w:rPr>
-              <w:t xml:space="preserve">String Methode: </w:t>
-            </w:r>
-            <w:r>
-              <w:rPr>
-                <w:b w:val="0"/>
-                <w:bCs w:val="0"/>
-                <w:lang w:val="en-US"/>
-              </w:rPr>
-              <w:t>IndexOf, LastIndexOf</w:t>
-            </w:r>
-            <w:r>
-              <w:rPr>
-                <w:b w:val="0"/>
-                <w:bCs w:val="0"/>
-                <w:lang w:val="en-US"/>
-              </w:rPr>
-              <w:br/>
-              <w:t>Mit startIdx, count</w:t>
+              <w:t>Methode: MinMax mit ref</w:t>
             </w:r>
           </w:p>
         </w:tc>
@@ -1133,16 +1124,15 @@
                 <w:bCs w:val="0"/>
                 <w:lang w:val="en-US"/>
               </w:rPr>
-              <w:t>String Methoden: SubString</w:t>
-            </w:r>
-            <w:r>
-              <w:rPr>
-                <w:b w:val="0"/>
-                <w:bCs w:val="0"/>
-                <w:lang w:val="en-US"/>
-              </w:rPr>
-              <w:br/>
-              <w:t>Mit startIdx, count</w:t>
+              <w:t xml:space="preserve">Methode: </w:t>
+            </w:r>
+            <w:r>
+              <w:rPr>
+                <w:b w:val="0"/>
+                <w:bCs w:val="0"/>
+                <w:lang w:val="en-US"/>
+              </w:rPr>
+              <w:t>IsUpper</w:t>
             </w:r>
           </w:p>
         </w:tc>
@@ -1178,63 +1168,6 @@
                 <w:lang w:val="en-US"/>
               </w:rPr>
             </w:pPr>
-            <w:r>
-              <w:rPr>
-                <w:b w:val="0"/>
-                <w:bCs w:val="0"/>
-                <w:lang w:val="en-US"/>
-              </w:rPr>
-              <w:t xml:space="preserve">String </w:t>
-            </w:r>
-            <w:r>
-              <w:rPr>
-                <w:b w:val="0"/>
-                <w:bCs w:val="0"/>
-                <w:lang w:val="en-US"/>
-              </w:rPr>
-              <w:t>Methoden:</w:t>
-            </w:r>
-            <w:r>
-              <w:rPr>
-                <w:b w:val="0"/>
-                <w:bCs w:val="0"/>
-                <w:lang w:val="en-US"/>
-              </w:rPr>
-              <w:t xml:space="preserve"> </w:t>
-            </w:r>
-            <w:r>
-              <w:rPr>
-                <w:b w:val="0"/>
-                <w:bCs w:val="0"/>
-                <w:lang w:val="en-US"/>
-              </w:rPr>
-              <w:t>Trim</w:t>
-            </w:r>
-            <w:r>
-              <w:rPr>
-                <w:b w:val="0"/>
-                <w:bCs w:val="0"/>
-                <w:lang w:val="en-US"/>
-              </w:rPr>
-              <w:t>Start</w:t>
-            </w:r>
-            <w:r>
-              <w:rPr>
-                <w:b w:val="0"/>
-                <w:bCs w:val="0"/>
-                <w:lang w:val="en-US"/>
-              </w:rPr>
-              <w:br/>
-              <w:t xml:space="preserve">char </w:t>
-            </w:r>
-            <w:r>
-              <w:rPr>
-                <w:b w:val="0"/>
-                <w:bCs w:val="0"/>
-                <w:lang w:val="en-US"/>
-              </w:rPr>
-              <w:t>ch</w:t>
-            </w:r>
           </w:p>
         </w:tc>
         <w:tc>
@@ -1266,46 +1199,6 @@
                 <w:lang w:val="en-US"/>
               </w:rPr>
             </w:pPr>
-            <w:r>
-              <w:rPr>
-                <w:b w:val="0"/>
-                <w:bCs w:val="0"/>
-                <w:lang w:val="en-US"/>
-              </w:rPr>
-              <w:t xml:space="preserve">String </w:t>
-            </w:r>
-            <w:r>
-              <w:rPr>
-                <w:b w:val="0"/>
-                <w:bCs w:val="0"/>
-                <w:lang w:val="en-US"/>
-              </w:rPr>
-              <w:t>Methoden:</w:t>
-            </w:r>
-            <w:r>
-              <w:rPr>
-                <w:b w:val="0"/>
-                <w:bCs w:val="0"/>
-                <w:lang w:val="en-US"/>
-              </w:rPr>
-              <w:t xml:space="preserve"> </w:t>
-            </w:r>
-            <w:r>
-              <w:rPr>
-                <w:b w:val="0"/>
-                <w:bCs w:val="0"/>
-                <w:lang w:val="en-US"/>
-              </w:rPr>
-              <w:t>Trim</w:t>
-            </w:r>
-            <w:r>
-              <w:rPr>
-                <w:b w:val="0"/>
-                <w:bCs w:val="0"/>
-                <w:lang w:val="en-US"/>
-              </w:rPr>
-              <w:t>End</w:t>
-            </w:r>
           </w:p>
         </w:tc>
         <w:tc>
@@ -1340,38 +1233,6 @@
                 <w:lang w:val="en-US"/>
               </w:rPr>
             </w:pPr>
-            <w:r>
-              <w:rPr>
-                <w:b w:val="0"/>
-                <w:bCs w:val="0"/>
-                <w:lang w:val="en-US"/>
-              </w:rPr>
-              <w:t xml:space="preserve">String </w:t>
-            </w:r>
-            <w:r>
-              <w:rPr>
-                <w:b w:val="0"/>
-                <w:bCs w:val="0"/>
-                <w:lang w:val="en-US"/>
-              </w:rPr>
-              <w:t>Methoden:</w:t>
-            </w:r>
-            <w:r>
-              <w:rPr>
-                <w:b w:val="0"/>
-                <w:bCs w:val="0"/>
-                <w:lang w:val="en-US"/>
-              </w:rPr>
-              <w:t xml:space="preserve"> </w:t>
-            </w:r>
-            <w:r>
-              <w:rPr>
-                <w:b w:val="0"/>
-                <w:bCs w:val="0"/>
-                <w:lang w:val="en-US"/>
-              </w:rPr>
-              <w:t>Trim</w:t>
-            </w:r>
           </w:p>
         </w:tc>
         <w:tc>
@@ -1403,38 +1264,6 @@
                 <w:lang w:val="en-US"/>
               </w:rPr>
             </w:pPr>
-            <w:r>
-              <w:rPr>
-                <w:b w:val="0"/>
-                <w:bCs w:val="0"/>
-                <w:lang w:val="en-US"/>
-              </w:rPr>
-              <w:t xml:space="preserve">String </w:t>
-            </w:r>
-            <w:r>
-              <w:rPr>
-                <w:b w:val="0"/>
-                <w:bCs w:val="0"/>
-                <w:lang w:val="en-US"/>
-              </w:rPr>
-              <w:t>Methoden:</w:t>
-            </w:r>
-            <w:r>
-              <w:rPr>
-                <w:b w:val="0"/>
-                <w:bCs w:val="0"/>
-                <w:lang w:val="en-US"/>
-              </w:rPr>
-              <w:t xml:space="preserve"> </w:t>
-            </w:r>
-            <w:r>
-              <w:rPr>
-                <w:b w:val="0"/>
-                <w:bCs w:val="0"/>
-                <w:lang w:val="en-US"/>
-              </w:rPr>
-              <w:t>StartsWith</w:t>
-            </w:r>
           </w:p>
         </w:tc>
         <w:tc>

--- a/07_Methoden/07_Mitarbeitsfrage.docx
+++ b/07_Methoden/07_Mitarbeitsfrage.docx
@@ -162,8 +162,13 @@
             <w:pPr>
               <w:cnfStyle w:val="000000100000" w:firstRow="0" w:lastRow="0" w:firstColumn="0" w:lastColumn="0" w:oddVBand="0" w:evenVBand="0" w:oddHBand="1" w:evenHBand="0" w:firstRowFirstColumn="0" w:firstRowLastColumn="0" w:lastRowFirstColumn="0" w:lastRowLastColumn="0"/>
             </w:pPr>
-            <w:r>
-              <w:t>void Eingabe()</w:t>
+            <w:proofErr w:type="spellStart"/>
+            <w:r>
+              <w:t>void</w:t>
+            </w:r>
+            <w:proofErr w:type="spellEnd"/>
+            <w:r>
+              <w:t xml:space="preserve"> Eingabe()</w:t>
             </w:r>
             <w:r>
               <w:br/>
@@ -194,7 +199,23 @@
                 <w:b w:val="0"/>
                 <w:bCs w:val="0"/>
               </w:rPr>
-              <w:t>Definiere eine Methode mit einem Rückgabewert int!</w:t>
+              <w:t xml:space="preserve">Definiere eine Methode mit einem Rückgabewert </w:t>
+            </w:r>
+            <w:proofErr w:type="spellStart"/>
+            <w:r>
+              <w:rPr>
+                <w:b w:val="0"/>
+                <w:bCs w:val="0"/>
+              </w:rPr>
+              <w:t>int</w:t>
+            </w:r>
+            <w:proofErr w:type="spellEnd"/>
+            <w:r>
+              <w:rPr>
+                <w:b w:val="0"/>
+                <w:bCs w:val="0"/>
+              </w:rPr>
+              <w:t>!</w:t>
             </w:r>
           </w:p>
         </w:tc>
@@ -206,8 +227,13 @@
             <w:pPr>
               <w:cnfStyle w:val="000000000000" w:firstRow="0" w:lastRow="0" w:firstColumn="0" w:lastColumn="0" w:oddVBand="0" w:evenVBand="0" w:oddHBand="0" w:evenHBand="0" w:firstRowFirstColumn="0" w:firstRowLastColumn="0" w:lastRowFirstColumn="0" w:lastRowLastColumn="0"/>
             </w:pPr>
-            <w:r>
-              <w:t>Int Methode()</w:t>
+            <w:proofErr w:type="spellStart"/>
+            <w:r>
+              <w:t>Int</w:t>
+            </w:r>
+            <w:proofErr w:type="spellEnd"/>
+            <w:r>
+              <w:t xml:space="preserve"> Methode()</w:t>
             </w:r>
             <w:r>
               <w:br/>
@@ -254,8 +280,13 @@
               <w:cnfStyle w:val="000000100000" w:firstRow="0" w:lastRow="0" w:firstColumn="0" w:lastColumn="0" w:oddVBand="0" w:evenVBand="0" w:oddHBand="1" w:evenHBand="0" w:firstRowFirstColumn="0" w:firstRowLastColumn="0" w:lastRowFirstColumn="0" w:lastRowLastColumn="0"/>
             </w:pPr>
             <w:r>
-              <w:t>Mit return</w:t>
-            </w:r>
+              <w:t xml:space="preserve">Mit </w:t>
+            </w:r>
+            <w:proofErr w:type="spellStart"/>
+            <w:r>
+              <w:t>return</w:t>
+            </w:r>
+            <w:proofErr w:type="spellEnd"/>
           </w:p>
         </w:tc>
       </w:tr>
@@ -328,12 +359,53 @@
               </w:rPr>
               <w:br/>
             </w:r>
-            <w:r>
-              <w:rPr>
-                <w:b w:val="0"/>
-                <w:bCs w:val="0"/>
-              </w:rPr>
-              <w:t>Int Max(int a, int b)</w:t>
+            <w:proofErr w:type="spellStart"/>
+            <w:r>
+              <w:rPr>
+                <w:b w:val="0"/>
+                <w:bCs w:val="0"/>
+              </w:rPr>
+              <w:t>Int</w:t>
+            </w:r>
+            <w:proofErr w:type="spellEnd"/>
+            <w:r>
+              <w:rPr>
+                <w:b w:val="0"/>
+                <w:bCs w:val="0"/>
+              </w:rPr>
+              <w:t xml:space="preserve"> Max(</w:t>
+            </w:r>
+            <w:proofErr w:type="spellStart"/>
+            <w:r>
+              <w:rPr>
+                <w:b w:val="0"/>
+                <w:bCs w:val="0"/>
+              </w:rPr>
+              <w:t>int</w:t>
+            </w:r>
+            <w:proofErr w:type="spellEnd"/>
+            <w:r>
+              <w:rPr>
+                <w:b w:val="0"/>
+                <w:bCs w:val="0"/>
+              </w:rPr>
+              <w:t xml:space="preserve"> a, </w:t>
+            </w:r>
+            <w:proofErr w:type="spellStart"/>
+            <w:r>
+              <w:rPr>
+                <w:b w:val="0"/>
+                <w:bCs w:val="0"/>
+              </w:rPr>
+              <w:t>int</w:t>
+            </w:r>
+            <w:proofErr w:type="spellEnd"/>
+            <w:r>
+              <w:rPr>
+                <w:b w:val="0"/>
+                <w:bCs w:val="0"/>
+              </w:rPr>
+              <w:t xml:space="preserve"> b)</w:t>
             </w:r>
             <w:r>
               <w:rPr>
@@ -349,7 +421,23 @@
                 <w:bCs w:val="0"/>
               </w:rPr>
               <w:br/>
-              <w:t xml:space="preserve">   return a &gt; b ? a : b;</w:t>
+              <w:t xml:space="preserve">   </w:t>
+            </w:r>
+            <w:proofErr w:type="spellStart"/>
+            <w:r>
+              <w:rPr>
+                <w:b w:val="0"/>
+                <w:bCs w:val="0"/>
+              </w:rPr>
+              <w:t>return</w:t>
+            </w:r>
+            <w:proofErr w:type="spellEnd"/>
+            <w:r>
+              <w:rPr>
+                <w:b w:val="0"/>
+                <w:bCs w:val="0"/>
+              </w:rPr>
+              <w:t xml:space="preserve"> a &gt; b ? a : b;</w:t>
             </w:r>
             <w:r>
               <w:rPr>
@@ -377,6 +465,7 @@
             <w:pPr>
               <w:cnfStyle w:val="000000100000" w:firstRow="0" w:lastRow="0" w:firstColumn="0" w:lastColumn="0" w:oddVBand="0" w:evenVBand="0" w:oddHBand="1" w:evenHBand="0" w:firstRowFirstColumn="0" w:firstRowLastColumn="0" w:lastRowFirstColumn="0" w:lastRowLastColumn="0"/>
             </w:pPr>
+            <w:proofErr w:type="spellStart"/>
             <w:r>
               <w:t>v</w:t>
             </w:r>
@@ -386,8 +475,17 @@
             <w:r>
               <w:t>r</w:t>
             </w:r>
-            <w:r>
-              <w:t xml:space="preserve"> myMax = Ma</w:t>
+            <w:proofErr w:type="spellEnd"/>
+            <w:r>
+              <w:t xml:space="preserve"> </w:t>
+            </w:r>
+            <w:proofErr w:type="spellStart"/>
+            <w:r>
+              <w:t>myMax</w:t>
+            </w:r>
+            <w:proofErr w:type="spellEnd"/>
+            <w:r>
+              <w:t xml:space="preserve"> = Ma</w:t>
             </w:r>
             <w:r>
               <w:t>x</w:t>
@@ -472,7 +570,21 @@
               <w:rPr>
                 <w:lang w:val="en-US"/>
               </w:rPr>
-              <w:t>bool IsLeapYear(int year)</w:t>
+              <w:t xml:space="preserve">bool </w:t>
+            </w:r>
+            <w:proofErr w:type="spellStart"/>
+            <w:r>
+              <w:rPr>
+                <w:lang w:val="en-US"/>
+              </w:rPr>
+              <w:t>IsLeapYear</w:t>
+            </w:r>
+            <w:proofErr w:type="spellEnd"/>
+            <w:r>
+              <w:rPr>
+                <w:lang w:val="en-US"/>
+              </w:rPr>
+              <w:t>(int year)</w:t>
             </w:r>
           </w:p>
           <w:p>
@@ -517,7 +629,23 @@
               <w:t xml:space="preserve">           </w:t>
             </w:r>
             <w:r>
-              <w:t>(!(year % 100 == 0) || (year % 400 == 0));</w:t>
+              <w:t>(!(</w:t>
+            </w:r>
+            <w:proofErr w:type="spellStart"/>
+            <w:r>
+              <w:t>year</w:t>
+            </w:r>
+            <w:proofErr w:type="spellEnd"/>
+            <w:r>
+              <w:t xml:space="preserve"> % 100 == 0) || (</w:t>
+            </w:r>
+            <w:proofErr w:type="spellStart"/>
+            <w:r>
+              <w:t>year</w:t>
+            </w:r>
+            <w:proofErr w:type="spellEnd"/>
+            <w:r>
+              <w:t xml:space="preserve"> % 400 == 0));</w:t>
             </w:r>
           </w:p>
           <w:p>
@@ -561,9 +689,11 @@
             <w:pPr>
               <w:cnfStyle w:val="000000000000" w:firstRow="0" w:lastRow="0" w:firstColumn="0" w:lastColumn="0" w:oddVBand="0" w:evenVBand="0" w:oddHBand="0" w:evenHBand="0" w:firstRowFirstColumn="0" w:firstRowLastColumn="0" w:lastRowFirstColumn="0" w:lastRowLastColumn="0"/>
             </w:pPr>
+            <w:proofErr w:type="spellStart"/>
             <w:r>
               <w:t>CamelCase</w:t>
             </w:r>
+            <w:proofErr w:type="spellEnd"/>
           </w:p>
         </w:tc>
       </w:tr>
@@ -634,13 +764,23 @@
               </w:rPr>
               <w:t xml:space="preserve">  </w:t>
             </w:r>
-            <w:r>
-              <w:rPr>
-                <w:b w:val="0"/>
-                <w:bCs w:val="0"/>
-                <w:lang w:val="en-US"/>
-              </w:rPr>
-              <w:t>Console.Write($”{message}-{value}”);</w:t>
+            <w:proofErr w:type="spellStart"/>
+            <w:r>
+              <w:rPr>
+                <w:b w:val="0"/>
+                <w:bCs w:val="0"/>
+                <w:lang w:val="en-US"/>
+              </w:rPr>
+              <w:t>Console.Write</w:t>
+            </w:r>
+            <w:proofErr w:type="spellEnd"/>
+            <w:r>
+              <w:rPr>
+                <w:b w:val="0"/>
+                <w:bCs w:val="0"/>
+                <w:lang w:val="en-US"/>
+              </w:rPr>
+              <w:t>($”{message}-{value}”);</w:t>
             </w:r>
           </w:p>
           <w:p>
@@ -718,13 +858,23 @@
               </w:rPr>
               <w:t xml:space="preserve">  </w:t>
             </w:r>
-            <w:r>
-              <w:rPr>
-                <w:b w:val="0"/>
-                <w:bCs w:val="0"/>
-                <w:lang w:val="en-US"/>
-              </w:rPr>
-              <w:t>Console.Write($”{message}-{value}”);</w:t>
+            <w:proofErr w:type="spellStart"/>
+            <w:r>
+              <w:rPr>
+                <w:b w:val="0"/>
+                <w:bCs w:val="0"/>
+                <w:lang w:val="en-US"/>
+              </w:rPr>
+              <w:t>Console.Write</w:t>
+            </w:r>
+            <w:proofErr w:type="spellEnd"/>
+            <w:r>
+              <w:rPr>
+                <w:b w:val="0"/>
+                <w:bCs w:val="0"/>
+                <w:lang w:val="en-US"/>
+              </w:rPr>
+              <w:t>($”{message}-{value}”);</w:t>
             </w:r>
           </w:p>
           <w:p>
@@ -823,7 +973,25 @@
                 <w:bCs w:val="0"/>
                 <w:lang w:val="en-US"/>
               </w:rPr>
-              <w:t>(message,value);</w:t>
+              <w:t>(</w:t>
+            </w:r>
+            <w:proofErr w:type="spellStart"/>
+            <w:r>
+              <w:rPr>
+                <w:b w:val="0"/>
+                <w:bCs w:val="0"/>
+                <w:lang w:val="en-US"/>
+              </w:rPr>
+              <w:t>message,value</w:t>
+            </w:r>
+            <w:proofErr w:type="spellEnd"/>
+            <w:r>
+              <w:rPr>
+                <w:b w:val="0"/>
+                <w:bCs w:val="0"/>
+                <w:lang w:val="en-US"/>
+              </w:rPr>
+              <w:t>);</w:t>
             </w:r>
           </w:p>
           <w:p>
@@ -835,13 +1003,23 @@
                 <w:lang w:val="en-US"/>
               </w:rPr>
             </w:pPr>
-            <w:r>
-              <w:rPr>
-                <w:b w:val="0"/>
-                <w:bCs w:val="0"/>
-                <w:lang w:val="en-US"/>
-              </w:rPr>
-              <w:t>Console.Write($”{message}-{value}”);</w:t>
+            <w:proofErr w:type="spellStart"/>
+            <w:r>
+              <w:rPr>
+                <w:b w:val="0"/>
+                <w:bCs w:val="0"/>
+                <w:lang w:val="en-US"/>
+              </w:rPr>
+              <w:t>Console.Write</w:t>
+            </w:r>
+            <w:proofErr w:type="spellEnd"/>
+            <w:r>
+              <w:rPr>
+                <w:b w:val="0"/>
+                <w:bCs w:val="0"/>
+                <w:lang w:val="en-US"/>
+              </w:rPr>
+              <w:t>($”{message}-{value}”);</w:t>
             </w:r>
           </w:p>
         </w:tc>
@@ -856,12 +1034,20 @@
                 <w:lang w:val="en-US"/>
               </w:rPr>
             </w:pPr>
+            <w:proofErr w:type="spellStart"/>
             <w:r>
               <w:rPr>
                 <w:lang w:val="en-US"/>
               </w:rPr>
               <w:lastRenderedPageBreak/>
-              <w:t>Siehe *.txt</w:t>
+              <w:t>Siehe</w:t>
+            </w:r>
+            <w:proofErr w:type="spellEnd"/>
+            <w:r>
+              <w:rPr>
+                <w:lang w:val="en-US"/>
+              </w:rPr>
+              <w:t xml:space="preserve"> *.txt</w:t>
             </w:r>
           </w:p>
         </w:tc>
@@ -903,9 +1089,11 @@
             <w:pPr>
               <w:cnfStyle w:val="000000000000" w:firstRow="0" w:lastRow="0" w:firstColumn="0" w:lastColumn="0" w:oddVBand="0" w:evenVBand="0" w:oddHBand="0" w:evenHBand="0" w:firstRowFirstColumn="0" w:firstRowLastColumn="0" w:lastRowFirstColumn="0" w:lastRowLastColumn="0"/>
             </w:pPr>
+            <w:proofErr w:type="spellStart"/>
             <w:r>
               <w:t>CallByValue</w:t>
             </w:r>
+            <w:proofErr w:type="spellEnd"/>
           </w:p>
         </w:tc>
       </w:tr>
@@ -966,7 +1154,23 @@
                 <w:rFonts w:ascii="Courier New" w:hAnsi="Courier New" w:cs="Courier New"/>
                 <w:lang w:val="en-US"/>
               </w:rPr>
-              <w:t>nt Middly(int a, i</w:t>
+              <w:t xml:space="preserve">nt </w:t>
+            </w:r>
+            <w:proofErr w:type="spellStart"/>
+            <w:r>
+              <w:rPr>
+                <w:rFonts w:ascii="Courier New" w:hAnsi="Courier New" w:cs="Courier New"/>
+                <w:lang w:val="en-US"/>
+              </w:rPr>
+              <w:t>Middly</w:t>
+            </w:r>
+            <w:proofErr w:type="spellEnd"/>
+            <w:r>
+              <w:rPr>
+                <w:rFonts w:ascii="Courier New" w:hAnsi="Courier New" w:cs="Courier New"/>
+                <w:lang w:val="en-US"/>
+              </w:rPr>
+              <w:t>(int a, i</w:t>
             </w:r>
             <w:r>
               <w:rPr>
@@ -989,7 +1193,23 @@
                 <w:lang w:val="en-US"/>
               </w:rPr>
               <w:br/>
-              <w:t xml:space="preserve">   return (a+b) / 2</w:t>
+              <w:t xml:space="preserve">   return (</w:t>
+            </w:r>
+            <w:proofErr w:type="spellStart"/>
+            <w:r>
+              <w:rPr>
+                <w:rFonts w:ascii="Courier New" w:hAnsi="Courier New" w:cs="Courier New"/>
+                <w:lang w:val="en-US"/>
+              </w:rPr>
+              <w:t>a+b</w:t>
+            </w:r>
+            <w:proofErr w:type="spellEnd"/>
+            <w:r>
+              <w:rPr>
+                <w:rFonts w:ascii="Courier New" w:hAnsi="Courier New" w:cs="Courier New"/>
+                <w:lang w:val="en-US"/>
+              </w:rPr>
+              <w:t>) / 2</w:t>
             </w:r>
             <w:r>
               <w:rPr>
@@ -1023,6 +1243,7 @@
                 <w:lang w:val="en-US"/>
               </w:rPr>
             </w:pPr>
+            <w:proofErr w:type="spellStart"/>
             <w:r>
               <w:rPr>
                 <w:b w:val="0"/>
@@ -1031,6 +1252,7 @@
               </w:rPr>
               <w:t>Methode</w:t>
             </w:r>
+            <w:proofErr w:type="spellEnd"/>
             <w:r>
               <w:rPr>
                 <w:b w:val="0"/>
@@ -1080,13 +1302,59 @@
                 <w:lang w:val="en-US"/>
               </w:rPr>
             </w:pPr>
-            <w:r>
-              <w:rPr>
-                <w:b w:val="0"/>
-                <w:bCs w:val="0"/>
-                <w:lang w:val="en-US"/>
-              </w:rPr>
-              <w:t>Methode: MinMax mit ref</w:t>
+            <w:proofErr w:type="spellStart"/>
+            <w:r>
+              <w:rPr>
+                <w:b w:val="0"/>
+                <w:bCs w:val="0"/>
+                <w:lang w:val="en-US"/>
+              </w:rPr>
+              <w:t>Methode</w:t>
+            </w:r>
+            <w:proofErr w:type="spellEnd"/>
+            <w:r>
+              <w:rPr>
+                <w:b w:val="0"/>
+                <w:bCs w:val="0"/>
+                <w:lang w:val="en-US"/>
+              </w:rPr>
+              <w:t xml:space="preserve">: </w:t>
+            </w:r>
+            <w:proofErr w:type="spellStart"/>
+            <w:r>
+              <w:rPr>
+                <w:b w:val="0"/>
+                <w:bCs w:val="0"/>
+                <w:lang w:val="en-US"/>
+              </w:rPr>
+              <w:t>MinMax</w:t>
+            </w:r>
+            <w:proofErr w:type="spellEnd"/>
+            <w:r>
+              <w:rPr>
+                <w:b w:val="0"/>
+                <w:bCs w:val="0"/>
+                <w:lang w:val="en-US"/>
+              </w:rPr>
+              <w:t xml:space="preserve"> </w:t>
+            </w:r>
+            <w:proofErr w:type="spellStart"/>
+            <w:r>
+              <w:rPr>
+                <w:b w:val="0"/>
+                <w:bCs w:val="0"/>
+                <w:lang w:val="en-US"/>
+              </w:rPr>
+              <w:t>mit</w:t>
+            </w:r>
+            <w:proofErr w:type="spellEnd"/>
+            <w:r>
+              <w:rPr>
+                <w:b w:val="0"/>
+                <w:bCs w:val="0"/>
+                <w:lang w:val="en-US"/>
+              </w:rPr>
+              <w:t xml:space="preserve"> ref</w:t>
             </w:r>
           </w:p>
         </w:tc>
@@ -1118,14 +1386,25 @@
                 <w:lang w:val="en-US"/>
               </w:rPr>
             </w:pPr>
-            <w:r>
-              <w:rPr>
-                <w:b w:val="0"/>
-                <w:bCs w:val="0"/>
-                <w:lang w:val="en-US"/>
-              </w:rPr>
-              <w:t xml:space="preserve">Methode: </w:t>
-            </w:r>
+            <w:proofErr w:type="spellStart"/>
+            <w:r>
+              <w:rPr>
+                <w:b w:val="0"/>
+                <w:bCs w:val="0"/>
+                <w:lang w:val="en-US"/>
+              </w:rPr>
+              <w:t>Methode</w:t>
+            </w:r>
+            <w:proofErr w:type="spellEnd"/>
+            <w:r>
+              <w:rPr>
+                <w:b w:val="0"/>
+                <w:bCs w:val="0"/>
+                <w:lang w:val="en-US"/>
+              </w:rPr>
+              <w:t xml:space="preserve">: </w:t>
+            </w:r>
+            <w:proofErr w:type="spellStart"/>
             <w:r>
               <w:rPr>
                 <w:b w:val="0"/>
@@ -1134,6 +1413,7 @@
               </w:rPr>
               <w:t>IsUpper</w:t>
             </w:r>
+            <w:proofErr w:type="spellEnd"/>
           </w:p>
         </w:tc>
         <w:tc>
@@ -1165,9 +1445,15 @@
               <w:rPr>
                 <w:b w:val="0"/>
                 <w:bCs w:val="0"/>
-                <w:lang w:val="en-US"/>
-              </w:rPr>
-            </w:pPr>
+              </w:rPr>
+            </w:pPr>
+            <w:r>
+              <w:rPr>
+                <w:b w:val="0"/>
+                <w:bCs w:val="0"/>
+              </w:rPr>
+              <w:t xml:space="preserve">Was bedeutet: alle ist grün </w:t>
+            </w:r>
           </w:p>
         </w:tc>
         <w:tc>
@@ -1179,9 +1465,156 @@
               <w:cnfStyle w:val="000000100000" w:firstRow="0" w:lastRow="0" w:firstColumn="0" w:lastColumn="0" w:oddVBand="0" w:evenVBand="0" w:oddHBand="1" w:evenHBand="0" w:firstRowFirstColumn="0" w:firstRowLastColumn="0" w:lastRowFirstColumn="0" w:lastRowLastColumn="0"/>
               <w:rPr>
                 <w:rFonts w:ascii="Courier New" w:hAnsi="Courier New" w:cs="Courier New"/>
-                <w:lang w:val="en-US"/>
-              </w:rPr>
-            </w:pPr>
+              </w:rPr>
+            </w:pPr>
+          </w:p>
+        </w:tc>
+      </w:tr>
+      <w:tr>
+        <w:tc>
+          <w:tcPr>
+            <w:cnfStyle w:val="001000000000" w:firstRow="0" w:lastRow="0" w:firstColumn="1" w:lastColumn="0" w:oddVBand="0" w:evenVBand="0" w:oddHBand="0" w:evenHBand="0" w:firstRowFirstColumn="0" w:firstRowLastColumn="0" w:lastRowFirstColumn="0" w:lastRowLastColumn="0"/>
+            <w:tcW w:w="4957" w:type="dxa"/>
+          </w:tcPr>
+          <w:p>
+            <w:r>
+              <w:rPr>
+                <w:b w:val="0"/>
+                <w:bCs w:val="0"/>
+                <w:lang w:val="en-US"/>
+              </w:rPr>
+              <w:t xml:space="preserve">Was </w:t>
+            </w:r>
+            <w:proofErr w:type="spellStart"/>
+            <w:r>
+              <w:rPr>
+                <w:b w:val="0"/>
+                <w:bCs w:val="0"/>
+                <w:lang w:val="en-US"/>
+              </w:rPr>
+              <w:t>macht</w:t>
+            </w:r>
+            <w:proofErr w:type="spellEnd"/>
+            <w:r>
+              <w:rPr>
+                <w:b w:val="0"/>
+                <w:bCs w:val="0"/>
+                <w:lang w:val="en-US"/>
+              </w:rPr>
+              <w:t xml:space="preserve"> </w:t>
+            </w:r>
+            <w:proofErr w:type="spellStart"/>
+            <w:r>
+              <w:rPr>
+                <w:b w:val="0"/>
+                <w:bCs w:val="0"/>
+                <w:lang w:val="en-US"/>
+              </w:rPr>
+              <w:t>ein</w:t>
+            </w:r>
+            <w:proofErr w:type="spellEnd"/>
+            <w:r>
+              <w:rPr>
+                <w:b w:val="0"/>
+                <w:bCs w:val="0"/>
+                <w:lang w:val="en-US"/>
+              </w:rPr>
+              <w:t xml:space="preserve"> </w:t>
+            </w:r>
+            <w:proofErr w:type="spellStart"/>
+            <w:r>
+              <w:rPr>
+                <w:b w:val="0"/>
+                <w:bCs w:val="0"/>
+                <w:lang w:val="en-US"/>
+              </w:rPr>
+              <w:t>UnitTest</w:t>
+            </w:r>
+            <w:proofErr w:type="spellEnd"/>
+            <w:r>
+              <w:rPr>
+                <w:b w:val="0"/>
+                <w:bCs w:val="0"/>
+                <w:lang w:val="en-US"/>
+              </w:rPr>
+              <w:t>?</w:t>
+            </w:r>
+          </w:p>
+        </w:tc>
+        <w:tc>
+          <w:tcPr>
+            <w:tcW w:w="4815" w:type="dxa"/>
+          </w:tcPr>
+          <w:p>
+            <w:pPr>
+              <w:cnfStyle w:val="000000000000" w:firstRow="0" w:lastRow="0" w:firstColumn="0" w:lastColumn="0" w:oddVBand="0" w:evenVBand="0" w:oddHBand="0" w:evenHBand="0" w:firstRowFirstColumn="0" w:firstRowLastColumn="0" w:lastRowFirstColumn="0" w:lastRowLastColumn="0"/>
+              <w:rPr>
+                <w:rFonts w:ascii="Courier New" w:hAnsi="Courier New" w:cs="Courier New"/>
+              </w:rPr>
+            </w:pPr>
+          </w:p>
+        </w:tc>
+      </w:tr>
+      <w:tr>
+        <w:trPr>
+          <w:cnfStyle w:val="000000100000" w:firstRow="0" w:lastRow="0" w:firstColumn="0" w:lastColumn="0" w:oddVBand="0" w:evenVBand="0" w:oddHBand="1" w:evenHBand="0" w:firstRowFirstColumn="0" w:firstRowLastColumn="0" w:lastRowFirstColumn="0" w:lastRowLastColumn="0"/>
+        </w:trPr>
+        <w:tc>
+          <w:tcPr>
+            <w:cnfStyle w:val="001000000000" w:firstRow="0" w:lastRow="0" w:firstColumn="1" w:lastColumn="0" w:oddVBand="0" w:evenVBand="0" w:oddHBand="0" w:evenHBand="0" w:firstRowFirstColumn="0" w:firstRowLastColumn="0" w:lastRowFirstColumn="0" w:lastRowLastColumn="0"/>
+            <w:tcW w:w="4957" w:type="dxa"/>
+          </w:tcPr>
+          <w:p>
+            <w:pPr>
+              <w:rPr>
+                <w:b w:val="0"/>
+                <w:bCs w:val="0"/>
+                <w:lang w:val="en-US"/>
+              </w:rPr>
+            </w:pPr>
+            <w:r>
+              <w:rPr>
+                <w:b w:val="0"/>
+                <w:bCs w:val="0"/>
+                <w:lang w:val="en-US"/>
+              </w:rPr>
+              <w:t xml:space="preserve">Foreach am </w:t>
+            </w:r>
+            <w:proofErr w:type="spellStart"/>
+            <w:r>
+              <w:rPr>
+                <w:b w:val="0"/>
+                <w:bCs w:val="0"/>
+                <w:lang w:val="en-US"/>
+              </w:rPr>
+              <w:t>Beipiel</w:t>
+            </w:r>
+            <w:proofErr w:type="spellEnd"/>
+            <w:r>
+              <w:rPr>
+                <w:b w:val="0"/>
+                <w:bCs w:val="0"/>
+                <w:lang w:val="en-US"/>
+              </w:rPr>
+              <w:t xml:space="preserve"> “contains”</w:t>
+            </w:r>
+          </w:p>
+        </w:tc>
+        <w:tc>
+          <w:tcPr>
+            <w:tcW w:w="4815" w:type="dxa"/>
+          </w:tcPr>
+          <w:p>
+            <w:pPr>
+              <w:cnfStyle w:val="000000100000" w:firstRow="0" w:lastRow="0" w:firstColumn="0" w:lastColumn="0" w:oddVBand="0" w:evenVBand="0" w:oddHBand="1" w:evenHBand="0" w:firstRowFirstColumn="0" w:firstRowLastColumn="0" w:lastRowFirstColumn="0" w:lastRowLastColumn="0"/>
+              <w:rPr>
+                <w:rFonts w:ascii="Courier New" w:hAnsi="Courier New" w:cs="Courier New"/>
+                <w:lang w:val="en-US"/>
+              </w:rPr>
+            </w:pPr>
+            <w:r>
+              <w:t>Mit Methode</w:t>
+            </w:r>
           </w:p>
         </w:tc>
       </w:tr>

--- a/07_Methoden/07_Mitarbeitsfrage.docx
+++ b/07_Methoden/07_Mitarbeitsfrage.docx
@@ -168,7 +168,15 @@
             </w:r>
             <w:proofErr w:type="spellEnd"/>
             <w:r>
-              <w:t xml:space="preserve"> Eingabe()</w:t>
+              <w:t xml:space="preserve"> </w:t>
+            </w:r>
+            <w:proofErr w:type="gramStart"/>
+            <w:r>
+              <w:t>Eingabe(</w:t>
+            </w:r>
+            <w:proofErr w:type="gramEnd"/>
+            <w:r>
+              <w:t>)</w:t>
             </w:r>
             <w:r>
               <w:br/>
@@ -233,7 +241,15 @@
             </w:r>
             <w:proofErr w:type="spellEnd"/>
             <w:r>
-              <w:t xml:space="preserve"> Methode()</w:t>
+              <w:t xml:space="preserve"> </w:t>
+            </w:r>
+            <w:proofErr w:type="gramStart"/>
+            <w:r>
+              <w:t>Methode(</w:t>
+            </w:r>
+            <w:proofErr w:type="gramEnd"/>
+            <w:r>
+              <w:t>)</w:t>
             </w:r>
             <w:r>
               <w:br/>
@@ -373,9 +389,18 @@
                 <w:b w:val="0"/>
                 <w:bCs w:val="0"/>
               </w:rPr>
-              <w:t xml:space="preserve"> Max(</w:t>
+              <w:t xml:space="preserve"> </w:t>
+            </w:r>
+            <w:proofErr w:type="gramStart"/>
+            <w:r>
+              <w:rPr>
+                <w:b w:val="0"/>
+                <w:bCs w:val="0"/>
+              </w:rPr>
+              <w:t>Max(</w:t>
             </w:r>
             <w:proofErr w:type="spellStart"/>
+            <w:proofErr w:type="gramEnd"/>
             <w:r>
               <w:rPr>
                 <w:b w:val="0"/>
@@ -485,13 +510,21 @@
             </w:r>
             <w:proofErr w:type="spellEnd"/>
             <w:r>
-              <w:t xml:space="preserve"> = Ma</w:t>
+              <w:t xml:space="preserve"> = </w:t>
+            </w:r>
+            <w:proofErr w:type="gramStart"/>
+            <w:r>
+              <w:t>Ma</w:t>
             </w:r>
             <w:r>
               <w:t>x</w:t>
             </w:r>
             <w:r>
-              <w:t>(10,20);</w:t>
+              <w:t>(</w:t>
+            </w:r>
+            <w:proofErr w:type="gramEnd"/>
+            <w:r>
+              <w:t>10,20);</w:t>
             </w:r>
           </w:p>
         </w:tc>
@@ -573,6 +606,7 @@
               <w:t xml:space="preserve">bool </w:t>
             </w:r>
             <w:proofErr w:type="spellStart"/>
+            <w:proofErr w:type="gramStart"/>
             <w:r>
               <w:rPr>
                 <w:lang w:val="en-US"/>
@@ -584,7 +618,14 @@
               <w:rPr>
                 <w:lang w:val="en-US"/>
               </w:rPr>
-              <w:t>(int year)</w:t>
+              <w:t>(</w:t>
+            </w:r>
+            <w:proofErr w:type="gramEnd"/>
+            <w:r>
+              <w:rPr>
+                <w:lang w:val="en-US"/>
+              </w:rPr>
+              <w:t>int year)</w:t>
             </w:r>
           </w:p>
           <w:p>
@@ -628,10 +669,12 @@
               </w:rPr>
               <w:t xml:space="preserve">           </w:t>
             </w:r>
+            <w:proofErr w:type="gramStart"/>
             <w:r>
               <w:t>(!(</w:t>
             </w:r>
             <w:proofErr w:type="spellStart"/>
+            <w:proofErr w:type="gramEnd"/>
             <w:r>
               <w:t>year</w:t>
             </w:r>
@@ -721,6 +764,7 @@
               </w:rPr>
               <w:t xml:space="preserve">void </w:t>
             </w:r>
+            <w:proofErr w:type="gramStart"/>
             <w:r>
               <w:rPr>
                 <w:b w:val="0"/>
@@ -735,7 +779,16 @@
                 <w:bCs w:val="0"/>
                 <w:lang w:val="en-US"/>
               </w:rPr>
-              <w:t>(string message, int value)</w:t>
+              <w:t>(</w:t>
+            </w:r>
+            <w:proofErr w:type="gramEnd"/>
+            <w:r>
+              <w:rPr>
+                <w:b w:val="0"/>
+                <w:bCs w:val="0"/>
+                <w:lang w:val="en-US"/>
+              </w:rPr>
+              <w:t>string message, int value)</w:t>
             </w:r>
             <w:r>
               <w:rPr>
@@ -780,7 +833,25 @@
                 <w:bCs w:val="0"/>
                 <w:lang w:val="en-US"/>
               </w:rPr>
-              <w:t>($”{message}-{value}”);</w:t>
+              <w:t>(</w:t>
+            </w:r>
+            <w:proofErr w:type="gramStart"/>
+            <w:r>
+              <w:rPr>
+                <w:b w:val="0"/>
+                <w:bCs w:val="0"/>
+                <w:lang w:val="en-US"/>
+              </w:rPr>
+              <w:t>$”{</w:t>
+            </w:r>
+            <w:proofErr w:type="gramEnd"/>
+            <w:r>
+              <w:rPr>
+                <w:b w:val="0"/>
+                <w:bCs w:val="0"/>
+                <w:lang w:val="en-US"/>
+              </w:rPr>
+              <w:t>message}-{value}”);</w:t>
             </w:r>
           </w:p>
           <w:p>
@@ -814,8 +885,18 @@
                 <w:bCs w:val="0"/>
                 <w:lang w:val="en-US"/>
               </w:rPr>
-              <w:t>value = 10;</w:t>
-            </w:r>
+              <w:t xml:space="preserve">value = </w:t>
+            </w:r>
+            <w:proofErr w:type="gramStart"/>
+            <w:r>
+              <w:rPr>
+                <w:b w:val="0"/>
+                <w:bCs w:val="0"/>
+                <w:lang w:val="en-US"/>
+              </w:rPr>
+              <w:t>10;</w:t>
+            </w:r>
+            <w:proofErr w:type="gramEnd"/>
           </w:p>
           <w:p>
             <w:pPr>
@@ -840,8 +921,18 @@
                 <w:bCs w:val="0"/>
                 <w:lang w:val="en-US"/>
               </w:rPr>
-              <w:t>message = “Hallo Welt”;</w:t>
-            </w:r>
+              <w:t>message = “Hallo Welt</w:t>
+            </w:r>
+            <w:proofErr w:type="gramStart"/>
+            <w:r>
+              <w:rPr>
+                <w:b w:val="0"/>
+                <w:bCs w:val="0"/>
+                <w:lang w:val="en-US"/>
+              </w:rPr>
+              <w:t>”;</w:t>
+            </w:r>
+            <w:proofErr w:type="gramEnd"/>
           </w:p>
           <w:p>
             <w:pPr>
@@ -874,7 +965,25 @@
                 <w:bCs w:val="0"/>
                 <w:lang w:val="en-US"/>
               </w:rPr>
-              <w:t>($”{message}-{value}”);</w:t>
+              <w:t>(</w:t>
+            </w:r>
+            <w:proofErr w:type="gramStart"/>
+            <w:r>
+              <w:rPr>
+                <w:b w:val="0"/>
+                <w:bCs w:val="0"/>
+                <w:lang w:val="en-US"/>
+              </w:rPr>
+              <w:t>$”{</w:t>
+            </w:r>
+            <w:proofErr w:type="gramEnd"/>
+            <w:r>
+              <w:rPr>
+                <w:b w:val="0"/>
+                <w:bCs w:val="0"/>
+                <w:lang w:val="en-US"/>
+              </w:rPr>
+              <w:t>message}-{value}”);</w:t>
             </w:r>
           </w:p>
           <w:p>
@@ -921,8 +1030,18 @@
                 <w:bCs w:val="0"/>
                 <w:lang w:val="en-US"/>
               </w:rPr>
-              <w:t>string message = “Hallo world”;</w:t>
-            </w:r>
+              <w:t>string message = “Hallo world</w:t>
+            </w:r>
+            <w:proofErr w:type="gramStart"/>
+            <w:r>
+              <w:rPr>
+                <w:b w:val="0"/>
+                <w:bCs w:val="0"/>
+                <w:lang w:val="en-US"/>
+              </w:rPr>
+              <w:t>”;</w:t>
+            </w:r>
+            <w:proofErr w:type="gramEnd"/>
           </w:p>
           <w:p>
             <w:pPr>
@@ -947,8 +1066,18 @@
                 <w:bCs w:val="0"/>
                 <w:lang w:val="en-US"/>
               </w:rPr>
-              <w:t>value = 11;</w:t>
-            </w:r>
+              <w:t xml:space="preserve">value = </w:t>
+            </w:r>
+            <w:proofErr w:type="gramStart"/>
+            <w:r>
+              <w:rPr>
+                <w:b w:val="0"/>
+                <w:bCs w:val="0"/>
+                <w:lang w:val="en-US"/>
+              </w:rPr>
+              <w:t>11;</w:t>
+            </w:r>
+            <w:proofErr w:type="gramEnd"/>
           </w:p>
           <w:p>
             <w:pPr>
@@ -976,6 +1105,7 @@
               <w:t>(</w:t>
             </w:r>
             <w:proofErr w:type="spellStart"/>
+            <w:proofErr w:type="gramStart"/>
             <w:r>
               <w:rPr>
                 <w:b w:val="0"/>
@@ -985,6 +1115,7 @@
               <w:t>message,value</w:t>
             </w:r>
             <w:proofErr w:type="spellEnd"/>
+            <w:proofErr w:type="gramEnd"/>
             <w:r>
               <w:rPr>
                 <w:b w:val="0"/>
@@ -1019,7 +1150,25 @@
                 <w:bCs w:val="0"/>
                 <w:lang w:val="en-US"/>
               </w:rPr>
-              <w:t>($”{message}-{value}”);</w:t>
+              <w:t>(</w:t>
+            </w:r>
+            <w:proofErr w:type="gramStart"/>
+            <w:r>
+              <w:rPr>
+                <w:b w:val="0"/>
+                <w:bCs w:val="0"/>
+                <w:lang w:val="en-US"/>
+              </w:rPr>
+              <w:t>$”{</w:t>
+            </w:r>
+            <w:proofErr w:type="gramEnd"/>
+            <w:r>
+              <w:rPr>
+                <w:b w:val="0"/>
+                <w:bCs w:val="0"/>
+                <w:lang w:val="en-US"/>
+              </w:rPr>
+              <w:t>message}-{value}”);</w:t>
             </w:r>
           </w:p>
         </w:tc>
@@ -1157,6 +1306,7 @@
               <w:t xml:space="preserve">nt </w:t>
             </w:r>
             <w:proofErr w:type="spellStart"/>
+            <w:proofErr w:type="gramStart"/>
             <w:r>
               <w:rPr>
                 <w:rFonts w:ascii="Courier New" w:hAnsi="Courier New" w:cs="Courier New"/>
@@ -1170,7 +1320,15 @@
                 <w:rFonts w:ascii="Courier New" w:hAnsi="Courier New" w:cs="Courier New"/>
                 <w:lang w:val="en-US"/>
               </w:rPr>
-              <w:t>(int a, i</w:t>
+              <w:t>(</w:t>
+            </w:r>
+            <w:proofErr w:type="gramEnd"/>
+            <w:r>
+              <w:rPr>
+                <w:rFonts w:ascii="Courier New" w:hAnsi="Courier New" w:cs="Courier New"/>
+                <w:lang w:val="en-US"/>
+              </w:rPr>
+              <w:t>int a, i</w:t>
             </w:r>
             <w:r>
               <w:rPr>
@@ -1632,6 +1790,42 @@
                 <w:lang w:val="en-US"/>
               </w:rPr>
             </w:pPr>
+            <w:proofErr w:type="spellStart"/>
+            <w:r>
+              <w:rPr>
+                <w:b w:val="0"/>
+                <w:bCs w:val="0"/>
+                <w:lang w:val="en-US"/>
+              </w:rPr>
+              <w:t>Schreibe</w:t>
+            </w:r>
+            <w:proofErr w:type="spellEnd"/>
+            <w:r>
+              <w:rPr>
+                <w:b w:val="0"/>
+                <w:bCs w:val="0"/>
+                <w:lang w:val="en-US"/>
+              </w:rPr>
+              <w:t xml:space="preserve"> </w:t>
+            </w:r>
+            <w:proofErr w:type="spellStart"/>
+            <w:r>
+              <w:rPr>
+                <w:b w:val="0"/>
+                <w:bCs w:val="0"/>
+                <w:lang w:val="en-US"/>
+              </w:rPr>
+              <w:t>ein</w:t>
+            </w:r>
+            <w:proofErr w:type="spellEnd"/>
+            <w:r>
+              <w:rPr>
+                <w:b w:val="0"/>
+                <w:bCs w:val="0"/>
+                <w:lang w:val="en-US"/>
+              </w:rPr>
+              <w:t xml:space="preserve"> Hallo Welt</w:t>
+            </w:r>
           </w:p>
         </w:tc>
         <w:tc>
@@ -1642,10 +1836,23 @@
             <w:pPr>
               <w:cnfStyle w:val="000000000000" w:firstRow="0" w:lastRow="0" w:firstColumn="0" w:lastColumn="0" w:oddVBand="0" w:evenVBand="0" w:oddHBand="0" w:evenHBand="0" w:firstRowFirstColumn="0" w:firstRowLastColumn="0" w:lastRowFirstColumn="0" w:lastRowLastColumn="0"/>
               <w:rPr>
-                <w:rFonts w:ascii="Courier New" w:hAnsi="Courier New" w:cs="Courier New"/>
-                <w:lang w:val="en-US"/>
-              </w:rPr>
-            </w:pPr>
+                <w:lang w:val="en-US"/>
+              </w:rPr>
+            </w:pPr>
+            <w:proofErr w:type="spellStart"/>
+            <w:r>
+              <w:rPr>
+                <w:lang w:val="en-US"/>
+              </w:rPr>
+              <w:t>Ohne</w:t>
+            </w:r>
+            <w:proofErr w:type="spellEnd"/>
+            <w:r>
+              <w:rPr>
+                <w:lang w:val="en-US"/>
+              </w:rPr>
+              <w:t xml:space="preserve"> TLS</w:t>
+            </w:r>
           </w:p>
         </w:tc>
       </w:tr>
@@ -1666,6 +1873,44 @@
                 <w:lang w:val="en-US"/>
               </w:rPr>
             </w:pPr>
+            <w:r>
+              <w:rPr>
+                <w:b w:val="0"/>
+                <w:bCs w:val="0"/>
+                <w:lang w:val="en-US"/>
+              </w:rPr>
+              <w:t xml:space="preserve">Was </w:t>
+            </w:r>
+            <w:proofErr w:type="spellStart"/>
+            <w:r>
+              <w:rPr>
+                <w:b w:val="0"/>
+                <w:bCs w:val="0"/>
+                <w:lang w:val="en-US"/>
+              </w:rPr>
+              <w:t>bedeutet</w:t>
+            </w:r>
+            <w:proofErr w:type="spellEnd"/>
+            <w:r>
+              <w:rPr>
+                <w:b w:val="0"/>
+                <w:bCs w:val="0"/>
+                <w:lang w:val="en-US"/>
+              </w:rPr>
+              <w:t xml:space="preserve"> </w:t>
+            </w:r>
+            <w:proofErr w:type="spellStart"/>
+            <w:proofErr w:type="gramStart"/>
+            <w:r>
+              <w:rPr>
+                <w:b w:val="0"/>
+                <w:bCs w:val="0"/>
+                <w:lang w:val="en-US"/>
+              </w:rPr>
+              <w:t>HexConverter.HexToInt.HexCharToInt</w:t>
+            </w:r>
+            <w:proofErr w:type="spellEnd"/>
+            <w:proofErr w:type="gramEnd"/>
           </w:p>
         </w:tc>
         <w:tc>
@@ -1676,10 +1921,31 @@
             <w:pPr>
               <w:cnfStyle w:val="000000100000" w:firstRow="0" w:lastRow="0" w:firstColumn="0" w:lastColumn="0" w:oddVBand="0" w:evenVBand="0" w:oddHBand="1" w:evenHBand="0" w:firstRowFirstColumn="0" w:firstRowLastColumn="0" w:lastRowFirstColumn="0" w:lastRowLastColumn="0"/>
               <w:rPr>
-                <w:rFonts w:ascii="Courier New" w:hAnsi="Courier New" w:cs="Courier New"/>
-                <w:lang w:val="en-US"/>
-              </w:rPr>
-            </w:pPr>
+                <w:lang w:val="en-US"/>
+              </w:rPr>
+            </w:pPr>
+            <w:proofErr w:type="spellStart"/>
+            <w:r>
+              <w:rPr>
+                <w:lang w:val="en-US"/>
+              </w:rPr>
+              <w:t>Hirachischer</w:t>
+            </w:r>
+            <w:proofErr w:type="spellEnd"/>
+            <w:r>
+              <w:rPr>
+                <w:lang w:val="en-US"/>
+              </w:rPr>
+              <w:t xml:space="preserve"> </w:t>
+            </w:r>
+            <w:proofErr w:type="spellStart"/>
+            <w:r>
+              <w:rPr>
+                <w:lang w:val="en-US"/>
+              </w:rPr>
+              <w:t>Namesnraum</w:t>
+            </w:r>
+            <w:proofErr w:type="spellEnd"/>
           </w:p>
         </w:tc>
       </w:tr>
@@ -1706,6 +1972,40 @@
           <w:p>
             <w:pPr>
               <w:cnfStyle w:val="000000000000" w:firstRow="0" w:lastRow="0" w:firstColumn="0" w:lastColumn="0" w:oddVBand="0" w:evenVBand="0" w:oddHBand="0" w:evenHBand="0" w:firstRowFirstColumn="0" w:firstRowLastColumn="0" w:lastRowFirstColumn="0" w:lastRowLastColumn="0"/>
+              <w:rPr>
+                <w:rFonts w:ascii="Courier New" w:hAnsi="Courier New" w:cs="Courier New"/>
+                <w:lang w:val="en-US"/>
+              </w:rPr>
+            </w:pPr>
+          </w:p>
+        </w:tc>
+      </w:tr>
+      <w:tr>
+        <w:trPr>
+          <w:cnfStyle w:val="000000100000" w:firstRow="0" w:lastRow="0" w:firstColumn="0" w:lastColumn="0" w:oddVBand="0" w:evenVBand="0" w:oddHBand="1" w:evenHBand="0" w:firstRowFirstColumn="0" w:firstRowLastColumn="0" w:lastRowFirstColumn="0" w:lastRowLastColumn="0"/>
+        </w:trPr>
+        <w:tc>
+          <w:tcPr>
+            <w:cnfStyle w:val="001000000000" w:firstRow="0" w:lastRow="0" w:firstColumn="1" w:lastColumn="0" w:oddVBand="0" w:evenVBand="0" w:oddHBand="0" w:evenHBand="0" w:firstRowFirstColumn="0" w:firstRowLastColumn="0" w:lastRowFirstColumn="0" w:lastRowLastColumn="0"/>
+            <w:tcW w:w="4957" w:type="dxa"/>
+          </w:tcPr>
+          <w:p>
+            <w:pPr>
+              <w:rPr>
+                <w:b w:val="0"/>
+                <w:bCs w:val="0"/>
+                <w:lang w:val="en-US"/>
+              </w:rPr>
+            </w:pPr>
+          </w:p>
+        </w:tc>
+        <w:tc>
+          <w:tcPr>
+            <w:tcW w:w="4815" w:type="dxa"/>
+          </w:tcPr>
+          <w:p>
+            <w:pPr>
+              <w:cnfStyle w:val="000000100000" w:firstRow="0" w:lastRow="0" w:firstColumn="0" w:lastColumn="0" w:oddVBand="0" w:evenVBand="0" w:oddHBand="1" w:evenHBand="0" w:firstRowFirstColumn="0" w:firstRowLastColumn="0" w:lastRowFirstColumn="0" w:lastRowLastColumn="0"/>
               <w:rPr>
                 <w:rFonts w:ascii="Courier New" w:hAnsi="Courier New" w:cs="Courier New"/>
                 <w:lang w:val="en-US"/>
